--- a/Sprint20260921-20261002/HERO-68555_20261008_112534.docx
+++ b/Sprint20260921-20261002/HERO-68555_20261008_112534.docx
@@ -15,7 +15,7 @@
           <w:sz w:val="32"/>
           <w:u w:val="none"/>
         </w:rPr>
-        <w:t>HERO-68555 [Tech] Production diagnostic logger for TMS Operation Test Report</w:t>
+        <w:t>TMS Operation Production Diagnostic Logger Engineering Report</w:t>
       </w:r>
     </w:p>
     <w:p>
@@ -45,7 +45,7 @@
           <w:sz w:val="24"/>
           <w:u w:val="none"/>
         </w:rPr>
-        <w:t>1.Diagnostic Logger Core - Initialization and Storage</w:t>
+        <w:t>F1. Diagnostic Logger Core</w:t>
       </w:r>
     </w:p>
     <w:p>
@@ -60,7 +60,7 @@
           <w:sz w:val="22"/>
           <w:u w:val="none"/>
         </w:rPr>
-        <w:t>1.1.Logger initializes with IndexedDB store and queue on TMS Operation startup</w:t>
+        <w:t>F1.1. Local Log Storage with Retention and Size Limits</w:t>
       </w:r>
     </w:p>
     <w:p>
@@ -81,7 +81,7 @@
     <w:p>
       <w:pPr>
         <w:spacing w:before="0" w:after="40"/>
-        <w:ind w:left="360" w:hanging="240"/>
+        <w:ind w:left="1080" w:hanging="240"/>
       </w:pPr>
       <w:r>
         <w:rPr>
@@ -91,13 +91,13 @@
           <w:sz w:val="20"/>
           <w:u w:val="none"/>
         </w:rPr>
-        <w:t>1. The build containing the HERO-68555 diagnostic logger is deployed to the TMS environment.</w:t>
+        <w:t>1. TMS Operation web application is deployed with the production diagnostic logger</w:t>
       </w:r>
     </w:p>
     <w:p>
       <w:pPr>
         <w:spacing w:before="0" w:after="40"/>
-        <w:ind w:left="360" w:hanging="240"/>
+        <w:ind w:left="1080" w:hanging="240"/>
       </w:pPr>
       <w:r>
         <w:rPr>
@@ -107,23 +107,7 @@
           <w:sz w:val="20"/>
           <w:u w:val="none"/>
         </w:rPr>
-        <w:t>2. TMS Operation module is accessible.</w:t>
-      </w:r>
-    </w:p>
-    <w:p>
-      <w:pPr>
-        <w:spacing w:before="0" w:after="40"/>
-        <w:ind w:left="360" w:hanging="240"/>
-      </w:pPr>
-      <w:r>
-        <w:rPr>
-          <w:rFonts w:ascii="Arial" w:hAnsi="Arial" w:eastAsia="Arial" w:cs="Arial"/>
-          <w:b w:val="0"/>
-          <w:color w:val="000000"/>
-          <w:sz w:val="20"/>
-          <w:u w:val="none"/>
-        </w:rPr>
-        <w:t>3. The browser supports IndexedDB.</w:t>
+        <w:t>2. Diagnostic logging is enabled and user consent has been granted</w:t>
       </w:r>
     </w:p>
     <w:p>
@@ -144,7 +128,7 @@
     <w:p>
       <w:pPr>
         <w:spacing w:before="0" w:after="40"/>
-        <w:ind w:left="360" w:hanging="240"/>
+        <w:ind w:left="1080" w:hanging="240"/>
       </w:pPr>
       <w:r>
         <w:rPr>
@@ -154,13 +138,13 @@
           <w:sz w:val="20"/>
           <w:u w:val="none"/>
         </w:rPr>
-        <w:t>1. Open the browser developer tools (Application &gt; IndexedDB) before loading TMS Operation.</w:t>
+        <w:t>1. Use the application so that diagnostic events are generated</w:t>
       </w:r>
     </w:p>
     <w:p>
       <w:pPr>
         <w:spacing w:before="0" w:after="40"/>
-        <w:ind w:left="360" w:hanging="240"/>
+        <w:ind w:left="1080" w:hanging="240"/>
       </w:pPr>
       <w:r>
         <w:rPr>
@@ -170,13 +154,13 @@
           <w:sz w:val="20"/>
           <w:u w:val="none"/>
         </w:rPr>
-        <w:t>2. Load TMS Operation and log in.</w:t>
+        <w:t>2. Inspect the local IndexedDB store used by the logger</w:t>
       </w:r>
     </w:p>
     <w:p>
       <w:pPr>
         <w:spacing w:before="0" w:after="40"/>
-        <w:ind w:left="360" w:hanging="240"/>
+        <w:ind w:left="1080" w:hanging="240"/>
       </w:pPr>
       <w:r>
         <w:rPr>
@@ -186,23 +170,7 @@
           <w:sz w:val="20"/>
           <w:u w:val="none"/>
         </w:rPr>
-        <w:t>3. Verify the IndexedDB store for the diagnostic logger is created.</w:t>
-      </w:r>
-    </w:p>
-    <w:p>
-      <w:pPr>
-        <w:spacing w:before="0" w:after="40"/>
-        <w:ind w:left="360" w:hanging="240"/>
-      </w:pPr>
-      <w:r>
-        <w:rPr>
-          <w:rFonts w:ascii="Arial" w:hAnsi="Arial" w:eastAsia="Arial" w:cs="Arial"/>
-          <w:b w:val="0"/>
-          <w:color w:val="000000"/>
-          <w:sz w:val="20"/>
-          <w:u w:val="none"/>
-        </w:rPr>
-        <w:t>4. Verify the logger queue is initialized.</w:t>
+        <w:t>3. Continue generating events beyond the configured retention and size limits</w:t>
       </w:r>
     </w:p>
     <w:p>
@@ -223,7 +191,7 @@
     <w:p>
       <w:pPr>
         <w:spacing w:before="0" w:after="40"/>
-        <w:ind w:left="360" w:hanging="240"/>
+        <w:ind w:left="1080" w:hanging="240"/>
       </w:pPr>
       <w:r>
         <w:rPr>
@@ -233,13 +201,13 @@
           <w:sz w:val="20"/>
           <w:u w:val="none"/>
         </w:rPr>
-        <w:t>1. The diagnostic logger initializes on TMS Operation startup.</w:t>
+        <w:t>1. Captured events are queued and persisted in the local IndexedDB store</w:t>
       </w:r>
     </w:p>
     <w:p>
       <w:pPr>
         <w:spacing w:before="0" w:after="40"/>
-        <w:ind w:left="360" w:hanging="240"/>
+        <w:ind w:left="1080" w:hanging="240"/>
       </w:pPr>
       <w:r>
         <w:rPr>
@@ -249,13 +217,13 @@
           <w:sz w:val="20"/>
           <w:u w:val="none"/>
         </w:rPr>
-        <w:t>2. An IndexedDB store is created for the diagnostic logger.</w:t>
+        <w:t>2. Logs are retained according to the configured retention and size limits</w:t>
       </w:r>
     </w:p>
     <w:p>
       <w:pPr>
         <w:spacing w:before="0" w:after="40"/>
-        <w:ind w:left="360" w:hanging="240"/>
+        <w:ind w:left="1080" w:hanging="240"/>
       </w:pPr>
       <w:r>
         <w:rPr>
@@ -265,23 +233,7 @@
           <w:sz w:val="20"/>
           <w:u w:val="none"/>
         </w:rPr>
-        <w:t>3. The logger queue is ready to accept events.</w:t>
-      </w:r>
-    </w:p>
-    <w:p>
-      <w:pPr>
-        <w:spacing w:before="0" w:after="40"/>
-        <w:ind w:left="360" w:hanging="240"/>
-      </w:pPr>
-      <w:r>
-        <w:rPr>
-          <w:rFonts w:ascii="Arial" w:hAnsi="Arial" w:eastAsia="Arial" w:cs="Arial"/>
-          <w:b w:val="0"/>
-          <w:color w:val="000000"/>
-          <w:sz w:val="20"/>
-          <w:u w:val="none"/>
-        </w:rPr>
-        <w:t>4. No errors are thrown during initialization.</w:t>
+        <w:t>3. Oldest or overflow data is evicted automatically and the store stays within its limits</w:t>
       </w:r>
     </w:p>
     <w:p>
@@ -296,7 +248,7 @@
           <w:sz w:val="22"/>
           <w:u w:val="none"/>
         </w:rPr>
-        <w:t>1.2.Logger does not interfere with the existing ActionLogger</w:t>
+        <w:t>F1.2. Eviction Triggers</w:t>
       </w:r>
     </w:p>
     <w:p>
@@ -317,7 +269,7 @@
     <w:p>
       <w:pPr>
         <w:spacing w:before="0" w:after="40"/>
-        <w:ind w:left="360" w:hanging="240"/>
+        <w:ind w:left="1080" w:hanging="240"/>
       </w:pPr>
       <w:r>
         <w:rPr>
@@ -327,23 +279,7 @@
           <w:sz w:val="20"/>
           <w:u w:val="none"/>
         </w:rPr>
-        <w:t>1. The build containing the HERO-68555 diagnostic logger is deployed to the TMS environment.</w:t>
-      </w:r>
-    </w:p>
-    <w:p>
-      <w:pPr>
-        <w:spacing w:before="0" w:after="40"/>
-        <w:ind w:left="360" w:hanging="240"/>
-      </w:pPr>
-      <w:r>
-        <w:rPr>
-          <w:rFonts w:ascii="Arial" w:hAnsi="Arial" w:eastAsia="Arial" w:cs="Arial"/>
-          <w:b w:val="0"/>
-          <w:color w:val="000000"/>
-          <w:sz w:val="20"/>
-          <w:u w:val="none"/>
-        </w:rPr>
-        <w:t>2. The existing ActionLogger is functional.</w:t>
+        <w:t>1. Diagnostic logging is enabled with accumulated local logs</w:t>
       </w:r>
     </w:p>
     <w:p>
@@ -364,7 +300,7 @@
     <w:p>
       <w:pPr>
         <w:spacing w:before="0" w:after="40"/>
-        <w:ind w:left="360" w:hanging="240"/>
+        <w:ind w:left="1080" w:hanging="240"/>
       </w:pPr>
       <w:r>
         <w:rPr>
@@ -374,13 +310,13 @@
           <w:sz w:val="20"/>
           <w:u w:val="none"/>
         </w:rPr>
-        <w:t>1. Load TMS Operation and perform actions that trigger the existing ActionLogger.</w:t>
+        <w:t>1. Reload the application to trigger initialization</w:t>
       </w:r>
     </w:p>
     <w:p>
       <w:pPr>
         <w:spacing w:before="0" w:after="40"/>
-        <w:ind w:left="360" w:hanging="240"/>
+        <w:ind w:left="1080" w:hanging="240"/>
       </w:pPr>
       <w:r>
         <w:rPr>
@@ -390,13 +326,13 @@
           <w:sz w:val="20"/>
           <w:u w:val="none"/>
         </w:rPr>
-        <w:t>2. Verify the ActionLogger records actions as expected.</w:t>
+        <w:t>2. Keep the application running for more than the 5-minute eviction interval</w:t>
       </w:r>
     </w:p>
     <w:p>
       <w:pPr>
         <w:spacing w:before="0" w:after="40"/>
-        <w:ind w:left="360" w:hanging="240"/>
+        <w:ind w:left="1080" w:hanging="240"/>
       </w:pPr>
       <w:r>
         <w:rPr>
@@ -406,7 +342,7 @@
           <w:sz w:val="20"/>
           <w:u w:val="none"/>
         </w:rPr>
-        <w:t>3. Verify the diagnostic logger operates independently without affecting ActionLogger behavior.</w:t>
+        <w:t>3. Trigger a manual log upload and generate enough events to hit throttled overflow</w:t>
       </w:r>
     </w:p>
     <w:p>
@@ -427,7 +363,7 @@
     <w:p>
       <w:pPr>
         <w:spacing w:before="0" w:after="40"/>
-        <w:ind w:left="360" w:hanging="240"/>
+        <w:ind w:left="1080" w:hanging="240"/>
       </w:pPr>
       <w:r>
         <w:rPr>
@@ -437,13 +373,13 @@
           <w:sz w:val="20"/>
           <w:u w:val="none"/>
         </w:rPr>
-        <w:t>1. The existing ActionLogger continues to record actions as before.</w:t>
+        <w:t>1. Eviction runs on initialization and on the 5-minute interval</w:t>
       </w:r>
     </w:p>
     <w:p>
       <w:pPr>
         <w:spacing w:before="0" w:after="40"/>
-        <w:ind w:left="360" w:hanging="240"/>
+        <w:ind w:left="1080" w:hanging="240"/>
       </w:pPr>
       <w:r>
         <w:rPr>
@@ -453,13 +389,13 @@
           <w:sz w:val="20"/>
           <w:u w:val="none"/>
         </w:rPr>
-        <w:t>2. The diagnostic logger does not interfere with or duplicate ActionLogger behavior.</w:t>
+        <w:t>2. Eviction runs before upload and when throttled overflow occurs</w:t>
       </w:r>
     </w:p>
     <w:p>
       <w:pPr>
         <w:spacing w:before="0" w:after="40"/>
-        <w:ind w:left="360" w:hanging="240"/>
+        <w:ind w:left="1080" w:hanging="240"/>
       </w:pPr>
       <w:r>
         <w:rPr>
@@ -469,7 +405,7 @@
           <w:sz w:val="20"/>
           <w:u w:val="none"/>
         </w:rPr>
-        <w:t>3. Both loggers operate independently.</w:t>
+        <w:t>3. Full-store eviction is not performed on every flush</w:t>
       </w:r>
     </w:p>
     <w:p>
@@ -484,7 +420,7 @@
           <w:sz w:val="24"/>
           <w:u w:val="none"/>
         </w:rPr>
-        <w:t>2.Consent and Kill Switch</w:t>
+        <w:t>F2. Diagnostic Event Collectors</w:t>
       </w:r>
     </w:p>
     <w:p>
@@ -499,7 +435,7 @@
           <w:sz w:val="22"/>
           <w:u w:val="none"/>
         </w:rPr>
-        <w:t>2.1.User consent is required before the diagnostic logger collects data</w:t>
+        <w:t>F2.1. Capture Click, Form Submit and Navigation Events</w:t>
       </w:r>
     </w:p>
     <w:p>
@@ -520,7 +456,7 @@
     <w:p>
       <w:pPr>
         <w:spacing w:before="0" w:after="40"/>
-        <w:ind w:left="360" w:hanging="240"/>
+        <w:ind w:left="1080" w:hanging="240"/>
       </w:pPr>
       <w:r>
         <w:rPr>
@@ -530,23 +466,7 @@
           <w:sz w:val="20"/>
           <w:u w:val="none"/>
         </w:rPr>
-        <w:t>1. The build containing the HERO-68555 diagnostic logger is deployed to the TMS environment.</w:t>
-      </w:r>
-    </w:p>
-    <w:p>
-      <w:pPr>
-        <w:spacing w:before="0" w:after="40"/>
-        <w:ind w:left="360" w:hanging="240"/>
-      </w:pPr>
-      <w:r>
-        <w:rPr>
-          <w:rFonts w:ascii="Arial" w:hAnsi="Arial" w:eastAsia="Arial" w:cs="Arial"/>
-          <w:b w:val="0"/>
-          <w:color w:val="000000"/>
-          <w:sz w:val="20"/>
-          <w:u w:val="none"/>
-        </w:rPr>
-        <w:t>2. A fresh user session with no prior consent given.</w:t>
+        <w:t>1. Diagnostic logging is enabled and consent is granted</w:t>
       </w:r>
     </w:p>
     <w:p>
@@ -567,7 +487,7 @@
     <w:p>
       <w:pPr>
         <w:spacing w:before="0" w:after="40"/>
-        <w:ind w:left="360" w:hanging="240"/>
+        <w:ind w:left="1080" w:hanging="240"/>
       </w:pPr>
       <w:r>
         <w:rPr>
@@ -577,13 +497,13 @@
           <w:sz w:val="20"/>
           <w:u w:val="none"/>
         </w:rPr>
-        <w:t>1. Load TMS Operation with a fresh session.</w:t>
+        <w:t>1. Click interactive controls on TMS Operation pages</w:t>
       </w:r>
     </w:p>
     <w:p>
       <w:pPr>
         <w:spacing w:before="0" w:after="40"/>
-        <w:ind w:left="360" w:hanging="240"/>
+        <w:ind w:left="1080" w:hanging="240"/>
       </w:pPr>
       <w:r>
         <w:rPr>
@@ -593,13 +513,13 @@
           <w:sz w:val="20"/>
           <w:u w:val="none"/>
         </w:rPr>
-        <w:t>2. Verify the diagnostic logger does not collect data before consent is given.</w:t>
+        <w:t>2. Submit a form</w:t>
       </w:r>
     </w:p>
     <w:p>
       <w:pPr>
         <w:spacing w:before="0" w:after="40"/>
-        <w:ind w:left="360" w:hanging="240"/>
+        <w:ind w:left="1080" w:hanging="240"/>
       </w:pPr>
       <w:r>
         <w:rPr>
@@ -609,13 +529,13 @@
           <w:sz w:val="20"/>
           <w:u w:val="none"/>
         </w:rPr>
-        <w:t>3. Open the Preference UI and grant consent.</w:t>
+        <w:t>3. Navigate between application pages</w:t>
       </w:r>
     </w:p>
     <w:p>
       <w:pPr>
         <w:spacing w:before="0" w:after="40"/>
-        <w:ind w:left="360" w:hanging="240"/>
+        <w:ind w:left="1080" w:hanging="240"/>
       </w:pPr>
       <w:r>
         <w:rPr>
@@ -625,7 +545,7 @@
           <w:sz w:val="20"/>
           <w:u w:val="none"/>
         </w:rPr>
-        <w:t>4. Perform user actions (clicks, navigation) and verify the logger starts collecting data.</w:t>
+        <w:t>4. Review the collected diagnostic log entries</w:t>
       </w:r>
     </w:p>
     <w:p>
@@ -646,7 +566,7 @@
     <w:p>
       <w:pPr>
         <w:spacing w:before="0" w:after="40"/>
-        <w:ind w:left="360" w:hanging="240"/>
+        <w:ind w:left="1080" w:hanging="240"/>
       </w:pPr>
       <w:r>
         <w:rPr>
@@ -656,13 +576,13 @@
           <w:sz w:val="20"/>
           <w:u w:val="none"/>
         </w:rPr>
-        <w:t>1. Before consent is granted, the diagnostic logger does not collect or store user behavior data.</w:t>
+        <w:t>1. Click events are recorded</w:t>
       </w:r>
     </w:p>
     <w:p>
       <w:pPr>
         <w:spacing w:before="0" w:after="40"/>
-        <w:ind w:left="360" w:hanging="240"/>
+        <w:ind w:left="1080" w:hanging="240"/>
       </w:pPr>
       <w:r>
         <w:rPr>
@@ -672,13 +592,13 @@
           <w:sz w:val="20"/>
           <w:u w:val="none"/>
         </w:rPr>
-        <w:t>2. After consent is granted, the logger begins collecting clicks, form submits, and navigation events.</w:t>
+        <w:t>2. Form submit events are recorded</w:t>
       </w:r>
     </w:p>
     <w:p>
       <w:pPr>
         <w:spacing w:before="0" w:after="40"/>
-        <w:ind w:left="360" w:hanging="240"/>
+        <w:ind w:left="1080" w:hanging="240"/>
       </w:pPr>
       <w:r>
         <w:rPr>
@@ -688,7 +608,23 @@
           <w:sz w:val="20"/>
           <w:u w:val="none"/>
         </w:rPr>
-        <w:t>3. Consent state is persisted and cached on the logger.</w:t>
+        <w:t>3. Navigation events are recorded</w:t>
+      </w:r>
+    </w:p>
+    <w:p>
+      <w:pPr>
+        <w:spacing w:before="0" w:after="40"/>
+        <w:ind w:left="1080" w:hanging="240"/>
+      </w:pPr>
+      <w:r>
+        <w:rPr>
+          <w:rFonts w:ascii="Arial" w:hAnsi="Arial" w:eastAsia="Arial" w:cs="Arial"/>
+          <w:b w:val="0"/>
+          <w:color w:val="000000"/>
+          <w:sz w:val="20"/>
+          <w:u w:val="none"/>
+        </w:rPr>
+        <w:t>4. Each event is stored through the logger queue without disrupting the user action</w:t>
       </w:r>
     </w:p>
     <w:p>
@@ -703,7 +639,7 @@
           <w:sz w:val="22"/>
           <w:u w:val="none"/>
         </w:rPr>
-        <w:t>2.2.Kill switch disables the diagnostic logger entirely</w:t>
+        <w:t>F2.2. Capture API Errors and Slow API Calls Through the Axios Hook</w:t>
       </w:r>
     </w:p>
     <w:p>
@@ -724,7 +660,7 @@
     <w:p>
       <w:pPr>
         <w:spacing w:before="0" w:after="40"/>
-        <w:ind w:left="360" w:hanging="240"/>
+        <w:ind w:left="1080" w:hanging="240"/>
       </w:pPr>
       <w:r>
         <w:rPr>
@@ -734,13 +670,13 @@
           <w:sz w:val="20"/>
           <w:u w:val="none"/>
         </w:rPr>
-        <w:t>1. The build containing the HERO-68555 diagnostic logger is deployed to the TMS environment.</w:t>
+        <w:t>1. Diagnostic logging is enabled</w:t>
       </w:r>
     </w:p>
     <w:p>
       <w:pPr>
         <w:spacing w:before="0" w:after="40"/>
-        <w:ind w:left="360" w:hanging="240"/>
+        <w:ind w:left="1080" w:hanging="240"/>
       </w:pPr>
       <w:r>
         <w:rPr>
@@ -750,23 +686,7 @@
           <w:sz w:val="20"/>
           <w:u w:val="none"/>
         </w:rPr>
-        <w:t>2. The diagnostic logger has been enabled and consent has been granted.</w:t>
-      </w:r>
-    </w:p>
-    <w:p>
-      <w:pPr>
-        <w:spacing w:before="0" w:after="40"/>
-        <w:ind w:left="360" w:hanging="240"/>
-      </w:pPr>
-      <w:r>
-        <w:rPr>
-          <w:rFonts w:ascii="Arial" w:hAnsi="Arial" w:eastAsia="Arial" w:cs="Arial"/>
-          <w:b w:val="0"/>
-          <w:color w:val="000000"/>
-          <w:sz w:val="20"/>
-          <w:u w:val="none"/>
-        </w:rPr>
-        <w:t>3. Access to the kill switch configuration is available.</w:t>
+        <w:t>2. Test conditions can produce API errors and delayed API responses</w:t>
       </w:r>
     </w:p>
     <w:p>
@@ -787,7 +707,7 @@
     <w:p>
       <w:pPr>
         <w:spacing w:before="0" w:after="40"/>
-        <w:ind w:left="360" w:hanging="240"/>
+        <w:ind w:left="1080" w:hanging="240"/>
       </w:pPr>
       <w:r>
         <w:rPr>
@@ -797,13 +717,13 @@
           <w:sz w:val="20"/>
           <w:u w:val="none"/>
         </w:rPr>
-        <w:t>1. Enable the kill switch (e.g., via a configuration or feature flag).</w:t>
+        <w:t>1. Trigger an API call that returns an error</w:t>
       </w:r>
     </w:p>
     <w:p>
       <w:pPr>
         <w:spacing w:before="0" w:after="40"/>
-        <w:ind w:left="360" w:hanging="240"/>
+        <w:ind w:left="1080" w:hanging="240"/>
       </w:pPr>
       <w:r>
         <w:rPr>
@@ -813,13 +733,13 @@
           <w:sz w:val="20"/>
           <w:u w:val="none"/>
         </w:rPr>
-        <w:t>2. Load TMS Operation and perform user actions.</w:t>
+        <w:t>2. Trigger an API call whose response takes 2 seconds or longer</w:t>
       </w:r>
     </w:p>
     <w:p>
       <w:pPr>
         <w:spacing w:before="0" w:after="40"/>
-        <w:ind w:left="360" w:hanging="240"/>
+        <w:ind w:left="1080" w:hanging="240"/>
       </w:pPr>
       <w:r>
         <w:rPr>
@@ -829,13 +749,13 @@
           <w:sz w:val="20"/>
           <w:u w:val="none"/>
         </w:rPr>
-        <w:t>3. Verify the diagnostic logger does not collect any data while the kill switch is active.</w:t>
+        <w:t>3. Trigger a fast successful API call that completes below 2 seconds</w:t>
       </w:r>
     </w:p>
     <w:p>
       <w:pPr>
         <w:spacing w:before="0" w:after="40"/>
-        <w:ind w:left="360" w:hanging="240"/>
+        <w:ind w:left="1080" w:hanging="240"/>
       </w:pPr>
       <w:r>
         <w:rPr>
@@ -845,7 +765,7 @@
           <w:sz w:val="20"/>
           <w:u w:val="none"/>
         </w:rPr>
-        <w:t>4. Disable the kill switch and verify the logger resumes collecting data.</w:t>
+        <w:t>4. Trigger calls to the /rest_api/tms/logs endpoint itself</w:t>
       </w:r>
     </w:p>
     <w:p>
@@ -866,7 +786,7 @@
     <w:p>
       <w:pPr>
         <w:spacing w:before="0" w:after="40"/>
-        <w:ind w:left="360" w:hanging="240"/>
+        <w:ind w:left="1080" w:hanging="240"/>
       </w:pPr>
       <w:r>
         <w:rPr>
@@ -876,13 +796,13 @@
           <w:sz w:val="20"/>
           <w:u w:val="none"/>
         </w:rPr>
-        <w:t>1. When the kill switch is enabled, the diagnostic logger is completely disabled.</w:t>
+        <w:t>1. API error calls are always logged</w:t>
       </w:r>
     </w:p>
     <w:p>
       <w:pPr>
         <w:spacing w:before="0" w:after="40"/>
-        <w:ind w:left="360" w:hanging="240"/>
+        <w:ind w:left="1080" w:hanging="240"/>
       </w:pPr>
       <w:r>
         <w:rPr>
@@ -892,13 +812,13 @@
           <w:sz w:val="20"/>
           <w:u w:val="none"/>
         </w:rPr>
-        <w:t>2. No data is collected or stored while the kill switch is active.</w:t>
+        <w:t>2. Slow API responses of 2 seconds or more are logged</w:t>
       </w:r>
     </w:p>
     <w:p>
       <w:pPr>
         <w:spacing w:before="0" w:after="40"/>
-        <w:ind w:left="360" w:hanging="240"/>
+        <w:ind w:left="1080" w:hanging="240"/>
       </w:pPr>
       <w:r>
         <w:rPr>
@@ -908,22 +828,23 @@
           <w:sz w:val="20"/>
           <w:u w:val="none"/>
         </w:rPr>
-        <w:t>3. After the kill switch is disabled, the logger resumes collecting data (if consent was previously granted).</w:t>
+        <w:t>3. Fast successful calls are dropped and not logged</w:t>
       </w:r>
     </w:p>
     <w:p>
       <w:pPr>
-        <w:spacing w:before="160" w:after="80"/>
+        <w:spacing w:before="0" w:after="40"/>
+        <w:ind w:left="1080" w:hanging="240"/>
       </w:pPr>
       <w:r>
         <w:rPr>
           <w:rFonts w:ascii="Arial" w:hAnsi="Arial" w:eastAsia="Arial" w:cs="Arial"/>
-          <w:b/>
-          <w:color w:val="001EFF"/>
-          <w:sz w:val="24"/>
+          <w:b w:val="0"/>
+          <w:color w:val="000000"/>
+          <w:sz w:val="20"/>
           <w:u w:val="none"/>
         </w:rPr>
-        <w:t>3.Collectors - Click, Form Submit, and Navigation</w:t>
+        <w:t>4. Calls to /rest_api/tms/logs are ignored by the API collector</w:t>
       </w:r>
     </w:p>
     <w:p>
@@ -938,7 +859,7 @@
           <w:sz w:val="22"/>
           <w:u w:val="none"/>
         </w:rPr>
-        <w:t>3.1.Click collector records user click events</w:t>
+        <w:t>F2.3. Capture Uncaught Errors and React Boundary Errors</w:t>
       </w:r>
     </w:p>
     <w:p>
@@ -959,7 +880,7 @@
     <w:p>
       <w:pPr>
         <w:spacing w:before="0" w:after="40"/>
-        <w:ind w:left="360" w:hanging="240"/>
+        <w:ind w:left="1080" w:hanging="240"/>
       </w:pPr>
       <w:r>
         <w:rPr>
@@ -969,23 +890,7 @@
           <w:sz w:val="20"/>
           <w:u w:val="none"/>
         </w:rPr>
-        <w:t>1. The build containing the HERO-68555 diagnostic logger is deployed to the TMS environment.</w:t>
-      </w:r>
-    </w:p>
-    <w:p>
-      <w:pPr>
-        <w:spacing w:before="0" w:after="40"/>
-        <w:ind w:left="360" w:hanging="240"/>
-      </w:pPr>
-      <w:r>
-        <w:rPr>
-          <w:rFonts w:ascii="Arial" w:hAnsi="Arial" w:eastAsia="Arial" w:cs="Arial"/>
-          <w:b w:val="0"/>
-          <w:color w:val="000000"/>
-          <w:sz w:val="20"/>
-          <w:u w:val="none"/>
-        </w:rPr>
-        <w:t>2. Consent has been granted and the logger is enabled.</w:t>
+        <w:t>1. Diagnostic logging is enabled</w:t>
       </w:r>
     </w:p>
     <w:p>
@@ -1006,7 +911,7 @@
     <w:p>
       <w:pPr>
         <w:spacing w:before="0" w:after="40"/>
-        <w:ind w:left="360" w:hanging="240"/>
+        <w:ind w:left="1080" w:hanging="240"/>
       </w:pPr>
       <w:r>
         <w:rPr>
@@ -1016,13 +921,13 @@
           <w:sz w:val="20"/>
           <w:u w:val="none"/>
         </w:rPr>
-        <w:t>1. Load TMS Operation and navigate to a page with clickable elements.</w:t>
+        <w:t>1. Trigger an uncaught JavaScript error in the application</w:t>
       </w:r>
     </w:p>
     <w:p>
       <w:pPr>
         <w:spacing w:before="0" w:after="40"/>
-        <w:ind w:left="360" w:hanging="240"/>
+        <w:ind w:left="1080" w:hanging="240"/>
       </w:pPr>
       <w:r>
         <w:rPr>
@@ -1032,13 +937,13 @@
           <w:sz w:val="20"/>
           <w:u w:val="none"/>
         </w:rPr>
-        <w:t>2. Click several buttons, links, and interactive elements.</w:t>
+        <w:t>2. Trigger an error caught by a React error boundary</w:t>
       </w:r>
     </w:p>
     <w:p>
       <w:pPr>
         <w:spacing w:before="0" w:after="40"/>
-        <w:ind w:left="360" w:hanging="240"/>
+        <w:ind w:left="1080" w:hanging="240"/>
       </w:pPr>
       <w:r>
         <w:rPr>
@@ -1048,23 +953,7 @@
           <w:sz w:val="20"/>
           <w:u w:val="none"/>
         </w:rPr>
-        <w:t>3. Open the Preference UI and trigger a log upload or inspect the IndexedDB store.</w:t>
-      </w:r>
-    </w:p>
-    <w:p>
-      <w:pPr>
-        <w:spacing w:before="0" w:after="40"/>
-        <w:ind w:left="360" w:hanging="240"/>
-      </w:pPr>
-      <w:r>
-        <w:rPr>
-          <w:rFonts w:ascii="Arial" w:hAnsi="Arial" w:eastAsia="Arial" w:cs="Arial"/>
-          <w:b w:val="0"/>
-          <w:color w:val="000000"/>
-          <w:sz w:val="20"/>
-          <w:u w:val="none"/>
-        </w:rPr>
-        <w:t>4. Verify the click events are recorded with relevant context (element, timestamp).</w:t>
+        <w:t>3. Review the collected log entries</w:t>
       </w:r>
     </w:p>
     <w:p>
@@ -1085,7 +974,7 @@
     <w:p>
       <w:pPr>
         <w:spacing w:before="0" w:after="40"/>
-        <w:ind w:left="360" w:hanging="240"/>
+        <w:ind w:left="1080" w:hanging="240"/>
       </w:pPr>
       <w:r>
         <w:rPr>
@@ -1095,13 +984,13 @@
           <w:sz w:val="20"/>
           <w:u w:val="none"/>
         </w:rPr>
-        <w:t>1. Click events are recorded by the click collector.</w:t>
+        <w:t>1. The uncaught error is captured by the error collector</w:t>
       </w:r>
     </w:p>
     <w:p>
       <w:pPr>
         <w:spacing w:before="0" w:after="40"/>
-        <w:ind w:left="360" w:hanging="240"/>
+        <w:ind w:left="1080" w:hanging="240"/>
       </w:pPr>
       <w:r>
         <w:rPr>
@@ -1111,13 +1000,13 @@
           <w:sz w:val="20"/>
           <w:u w:val="none"/>
         </w:rPr>
-        <w:t>2. Each recorded click includes the relevant context (e.g., element identifier or label) and timestamp.</w:t>
+        <w:t>2. The React boundary error is captured</w:t>
       </w:r>
     </w:p>
     <w:p>
       <w:pPr>
         <w:spacing w:before="0" w:after="40"/>
-        <w:ind w:left="360" w:hanging="240"/>
+        <w:ind w:left="1080" w:hanging="240"/>
       </w:pPr>
       <w:r>
         <w:rPr>
@@ -1127,22 +1016,22 @@
           <w:sz w:val="20"/>
           <w:u w:val="none"/>
         </w:rPr>
-        <w:t>3. Clicks on non-interactive elements are not recorded or are filtered appropriately.</w:t>
+        <w:t>3. Captured errors contain the diagnostic information needed for debugging</w:t>
       </w:r>
     </w:p>
     <w:p>
       <w:pPr>
-        <w:spacing w:before="120" w:after="60"/>
+        <w:spacing w:before="160" w:after="80"/>
       </w:pPr>
       <w:r>
         <w:rPr>
           <w:rFonts w:ascii="Arial" w:hAnsi="Arial" w:eastAsia="Arial" w:cs="Arial"/>
           <w:b/>
           <w:color w:val="001EFF"/>
-          <w:sz w:val="22"/>
+          <w:sz w:val="24"/>
           <w:u w:val="none"/>
         </w:rPr>
-        <w:t>3.2.Form submit collector records form submission events</w:t>
+        <w:t>F3. Verify Sensitive Keys Sanitized and Bodies Excluded by Default</w:t>
       </w:r>
     </w:p>
     <w:p>
@@ -1163,7 +1052,7 @@
     <w:p>
       <w:pPr>
         <w:spacing w:before="0" w:after="40"/>
-        <w:ind w:left="360" w:hanging="240"/>
+        <w:ind w:left="1080" w:hanging="240"/>
       </w:pPr>
       <w:r>
         <w:rPr>
@@ -1173,13 +1062,13 @@
           <w:sz w:val="20"/>
           <w:u w:val="none"/>
         </w:rPr>
-        <w:t>1. The build containing the HERO-68555 diagnostic logger is deployed to the TMS environment.</w:t>
+        <w:t>1. Diagnostic logging is enabled</w:t>
       </w:r>
     </w:p>
     <w:p>
       <w:pPr>
         <w:spacing w:before="0" w:after="40"/>
-        <w:ind w:left="360" w:hanging="240"/>
+        <w:ind w:left="1080" w:hanging="240"/>
       </w:pPr>
       <w:r>
         <w:rPr>
@@ -1189,23 +1078,7 @@
           <w:sz w:val="20"/>
           <w:u w:val="none"/>
         </w:rPr>
-        <w:t>2. Consent has been granted and the logger is enabled.</w:t>
-      </w:r>
-    </w:p>
-    <w:p>
-      <w:pPr>
-        <w:spacing w:before="0" w:after="40"/>
-        <w:ind w:left="360" w:hanging="240"/>
-      </w:pPr>
-      <w:r>
-        <w:rPr>
-          <w:rFonts w:ascii="Arial" w:hAnsi="Arial" w:eastAsia="Arial" w:cs="Arial"/>
-          <w:b w:val="0"/>
-          <w:color w:val="000000"/>
-          <w:sz w:val="20"/>
-          <w:u w:val="none"/>
-        </w:rPr>
-        <w:t>3. A form (e.g., reservation creation, settings form) is available.</w:t>
+        <w:t>2. Forms and API payloads include sensitive keys such as passwords or tokens</w:t>
       </w:r>
     </w:p>
     <w:p>
@@ -1226,7 +1099,7 @@
     <w:p>
       <w:pPr>
         <w:spacing w:before="0" w:after="40"/>
-        <w:ind w:left="360" w:hanging="240"/>
+        <w:ind w:left="1080" w:hanging="240"/>
       </w:pPr>
       <w:r>
         <w:rPr>
@@ -1236,13 +1109,13 @@
           <w:sz w:val="20"/>
           <w:u w:val="none"/>
         </w:rPr>
-        <w:t>1. Load TMS Operation and navigate to a form (e.g., New Reservation).</w:t>
+        <w:t>1. Enter and submit a password field</w:t>
       </w:r>
     </w:p>
     <w:p>
       <w:pPr>
         <w:spacing w:before="0" w:after="40"/>
-        <w:ind w:left="360" w:hanging="240"/>
+        <w:ind w:left="1080" w:hanging="240"/>
       </w:pPr>
       <w:r>
         <w:rPr>
@@ -1252,13 +1125,13 @@
           <w:sz w:val="20"/>
           <w:u w:val="none"/>
         </w:rPr>
-        <w:t>2. Fill in the form fields and submit the form.</w:t>
+        <w:t>2. Trigger API calls carrying tokens or request bodies containing sensitive keys</w:t>
       </w:r>
     </w:p>
     <w:p>
       <w:pPr>
         <w:spacing w:before="0" w:after="40"/>
-        <w:ind w:left="360" w:hanging="240"/>
+        <w:ind w:left="1080" w:hanging="240"/>
       </w:pPr>
       <w:r>
         <w:rPr>
@@ -1268,23 +1141,7 @@
           <w:sz w:val="20"/>
           <w:u w:val="none"/>
         </w:rPr>
-        <w:t>3. Inspect the IndexedDB store or trigger a log upload.</w:t>
-      </w:r>
-    </w:p>
-    <w:p>
-      <w:pPr>
-        <w:spacing w:before="0" w:after="40"/>
-        <w:ind w:left="360" w:hanging="240"/>
-      </w:pPr>
-      <w:r>
-        <w:rPr>
-          <w:rFonts w:ascii="Arial" w:hAnsi="Arial" w:eastAsia="Arial" w:cs="Arial"/>
-          <w:b w:val="0"/>
-          <w:color w:val="000000"/>
-          <w:sz w:val="20"/>
-          <w:u w:val="none"/>
-        </w:rPr>
-        <w:t>4. Verify the form submission event is recorded.</w:t>
+        <w:t>3. Inspect the stored diagnostic logs</w:t>
       </w:r>
     </w:p>
     <w:p>
@@ -1305,7 +1162,7 @@
     <w:p>
       <w:pPr>
         <w:spacing w:before="0" w:after="40"/>
-        <w:ind w:left="360" w:hanging="240"/>
+        <w:ind w:left="1080" w:hanging="240"/>
       </w:pPr>
       <w:r>
         <w:rPr>
@@ -1315,13 +1172,13 @@
           <w:sz w:val="20"/>
           <w:u w:val="none"/>
         </w:rPr>
-        <w:t>1. Form submission events are recorded by the form submit collector.</w:t>
+        <w:t>1. Sensitive keys are sanitized in the stored logs using the configured exact-match key checks</w:t>
       </w:r>
     </w:p>
     <w:p>
       <w:pPr>
         <w:spacing w:before="0" w:after="40"/>
-        <w:ind w:left="360" w:hanging="240"/>
+        <w:ind w:left="1080" w:hanging="240"/>
       </w:pPr>
       <w:r>
         <w:rPr>
@@ -1331,13 +1188,13 @@
           <w:sz w:val="20"/>
           <w:u w:val="none"/>
         </w:rPr>
-        <w:t>2. The recorded event includes the form context and timestamp.</w:t>
+        <w:t>2. Passwords and tokens are never stored</w:t>
       </w:r>
     </w:p>
     <w:p>
       <w:pPr>
         <w:spacing w:before="0" w:after="40"/>
-        <w:ind w:left="360" w:hanging="240"/>
+        <w:ind w:left="1080" w:hanging="240"/>
       </w:pPr>
       <w:r>
         <w:rPr>
@@ -1347,7 +1204,22 @@
           <w:sz w:val="20"/>
           <w:u w:val="none"/>
         </w:rPr>
-        <w:t>3. Sensitive form field values (e.g., passwords, tokens) are sanitized and not stored.</w:t>
+        <w:t>3. Request bodies are not recorded by default</w:t>
+      </w:r>
+    </w:p>
+    <w:p>
+      <w:pPr>
+        <w:spacing w:before="160" w:after="80"/>
+      </w:pPr>
+      <w:r>
+        <w:rPr>
+          <w:rFonts w:ascii="Arial" w:hAnsi="Arial" w:eastAsia="Arial" w:cs="Arial"/>
+          <w:b/>
+          <w:color w:val="001EFF"/>
+          <w:sz w:val="24"/>
+          <w:u w:val="none"/>
+        </w:rPr>
+        <w:t>F4. Diagnostic Preference User Interface</w:t>
       </w:r>
     </w:p>
     <w:p>
@@ -1362,7 +1234,7 @@
           <w:sz w:val="22"/>
           <w:u w:val="none"/>
         </w:rPr>
-        <w:t>3.3.Navigation collector records page navigation events</w:t>
+        <w:t>F4.1. Grant and Withdraw Consent and Enable or Disable Logging</w:t>
       </w:r>
     </w:p>
     <w:p>
@@ -1383,7 +1255,7 @@
     <w:p>
       <w:pPr>
         <w:spacing w:before="0" w:after="40"/>
-        <w:ind w:left="360" w:hanging="240"/>
+        <w:ind w:left="1080" w:hanging="240"/>
       </w:pPr>
       <w:r>
         <w:rPr>
@@ -1393,23 +1265,7 @@
           <w:sz w:val="20"/>
           <w:u w:val="none"/>
         </w:rPr>
-        <w:t>1. The build containing the HERO-68555 diagnostic logger is deployed to the TMS environment.</w:t>
-      </w:r>
-    </w:p>
-    <w:p>
-      <w:pPr>
-        <w:spacing w:before="0" w:after="40"/>
-        <w:ind w:left="360" w:hanging="240"/>
-      </w:pPr>
-      <w:r>
-        <w:rPr>
-          <w:rFonts w:ascii="Arial" w:hAnsi="Arial" w:eastAsia="Arial" w:cs="Arial"/>
-          <w:b w:val="0"/>
-          <w:color w:val="000000"/>
-          <w:sz w:val="20"/>
-          <w:u w:val="none"/>
-        </w:rPr>
-        <w:t>2. Consent has been granted and the logger is enabled.</w:t>
+        <w:t>1. A user opens the diagnostic preference area in TMS Operation</w:t>
       </w:r>
     </w:p>
     <w:p>
@@ -1430,7 +1286,7 @@
     <w:p>
       <w:pPr>
         <w:spacing w:before="0" w:after="40"/>
-        <w:ind w:left="360" w:hanging="240"/>
+        <w:ind w:left="1080" w:hanging="240"/>
       </w:pPr>
       <w:r>
         <w:rPr>
@@ -1440,13 +1296,13 @@
           <w:sz w:val="20"/>
           <w:u w:val="none"/>
         </w:rPr>
-        <w:t>1. Load TMS Operation and navigate between different pages/modules.</w:t>
+        <w:t>1. Grant diagnostic consent and enable logging</w:t>
       </w:r>
     </w:p>
     <w:p>
       <w:pPr>
         <w:spacing w:before="0" w:after="40"/>
-        <w:ind w:left="360" w:hanging="240"/>
+        <w:ind w:left="1080" w:hanging="240"/>
       </w:pPr>
       <w:r>
         <w:rPr>
@@ -1456,13 +1312,13 @@
           <w:sz w:val="20"/>
           <w:u w:val="none"/>
         </w:rPr>
-        <w:t>2. Inspect the IndexedDB store or trigger a log upload.</w:t>
+        <w:t>2. Generate diagnostic events</w:t>
       </w:r>
     </w:p>
     <w:p>
       <w:pPr>
         <w:spacing w:before="0" w:after="40"/>
-        <w:ind w:left="360" w:hanging="240"/>
+        <w:ind w:left="1080" w:hanging="240"/>
       </w:pPr>
       <w:r>
         <w:rPr>
@@ -1472,7 +1328,7 @@
           <w:sz w:val="20"/>
           <w:u w:val="none"/>
         </w:rPr>
-        <w:t>3. Verify the navigation events are recorded.</w:t>
+        <w:t>3. Withdraw consent and disable logging, then generate more events</w:t>
       </w:r>
     </w:p>
     <w:p>
@@ -1493,7 +1349,7 @@
     <w:p>
       <w:pPr>
         <w:spacing w:before="0" w:after="40"/>
-        <w:ind w:left="360" w:hanging="240"/>
+        <w:ind w:left="1080" w:hanging="240"/>
       </w:pPr>
       <w:r>
         <w:rPr>
@@ -1503,13 +1359,13 @@
           <w:sz w:val="20"/>
           <w:u w:val="none"/>
         </w:rPr>
-        <w:t>1. Navigation events are recorded by the navigation collector.</w:t>
+        <w:t>1. The preference UI allows the user to grant or withdraw consent and to enable or disable logging</w:t>
       </w:r>
     </w:p>
     <w:p>
       <w:pPr>
         <w:spacing w:before="0" w:after="40"/>
-        <w:ind w:left="360" w:hanging="240"/>
+        <w:ind w:left="1080" w:hanging="240"/>
       </w:pPr>
       <w:r>
         <w:rPr>
@@ -1519,13 +1375,13 @@
           <w:sz w:val="20"/>
           <w:u w:val="none"/>
         </w:rPr>
-        <w:t>2. Each recorded navigation includes the source and destination page/module and timestamp.</w:t>
+        <w:t>2. Events are collected only when consent is granted and logging is enabled</w:t>
       </w:r>
     </w:p>
     <w:p>
       <w:pPr>
         <w:spacing w:before="0" w:after="40"/>
-        <w:ind w:left="360" w:hanging="240"/>
+        <w:ind w:left="1080" w:hanging="240"/>
       </w:pPr>
       <w:r>
         <w:rPr>
@@ -1535,22 +1391,23 @@
           <w:sz w:val="20"/>
           <w:u w:val="none"/>
         </w:rPr>
-        <w:t>3. Navigation events are captured for both initial loads and in-app routing.</w:t>
+        <w:t>3. After consent is withdrawn or logging is disabled, new events are not captured</w:t>
       </w:r>
     </w:p>
     <w:p>
       <w:pPr>
-        <w:spacing w:before="160" w:after="80"/>
+        <w:spacing w:before="0" w:after="40"/>
+        <w:ind w:left="1080" w:hanging="240"/>
       </w:pPr>
       <w:r>
         <w:rPr>
           <w:rFonts w:ascii="Arial" w:hAnsi="Arial" w:eastAsia="Arial" w:cs="Arial"/>
-          <w:b/>
-          <w:color w:val="001EFF"/>
-          <w:sz w:val="24"/>
+          <w:b w:val="0"/>
+          <w:color w:val="000000"/>
+          <w:sz w:val="20"/>
           <w:u w:val="none"/>
         </w:rPr>
-        <w:t>4.API Collector - Late-Bound Axios Hook</w:t>
+        <w:t>4. Consent and enabled states are cached on the logger without repeated expensive checks</w:t>
       </w:r>
     </w:p>
     <w:p>
@@ -1565,7 +1422,7 @@
           <w:sz w:val="22"/>
           <w:u w:val="none"/>
         </w:rPr>
-        <w:t>4.1.API errors are always logged</w:t>
+        <w:t>F4.2. View Logger Status</w:t>
       </w:r>
     </w:p>
     <w:p>
@@ -1586,7 +1443,7 @@
     <w:p>
       <w:pPr>
         <w:spacing w:before="0" w:after="40"/>
-        <w:ind w:left="360" w:hanging="240"/>
+        <w:ind w:left="1080" w:hanging="240"/>
       </w:pPr>
       <w:r>
         <w:rPr>
@@ -1596,39 +1453,7 @@
           <w:sz w:val="20"/>
           <w:u w:val="none"/>
         </w:rPr>
-        <w:t>1. The build containing the HERO-68555 diagnostic logger is deployed to the TMS environment.</w:t>
-      </w:r>
-    </w:p>
-    <w:p>
-      <w:pPr>
-        <w:spacing w:before="0" w:after="40"/>
-        <w:ind w:left="360" w:hanging="240"/>
-      </w:pPr>
-      <w:r>
-        <w:rPr>
-          <w:rFonts w:ascii="Arial" w:hAnsi="Arial" w:eastAsia="Arial" w:cs="Arial"/>
-          <w:b w:val="0"/>
-          <w:color w:val="000000"/>
-          <w:sz w:val="20"/>
-          <w:u w:val="none"/>
-        </w:rPr>
-        <w:t>2. Consent has been granted and the logger is enabled.</w:t>
-      </w:r>
-    </w:p>
-    <w:p>
-      <w:pPr>
-        <w:spacing w:before="0" w:after="40"/>
-        <w:ind w:left="360" w:hanging="240"/>
-      </w:pPr>
-      <w:r>
-        <w:rPr>
-          <w:rFonts w:ascii="Arial" w:hAnsi="Arial" w:eastAsia="Arial" w:cs="Arial"/>
-          <w:b w:val="0"/>
-          <w:color w:val="000000"/>
-          <w:sz w:val="20"/>
-          <w:u w:val="none"/>
-        </w:rPr>
-        <w:t>3. An API endpoint that returns an error is accessible.</w:t>
+        <w:t>1. Diagnostic logging has been used with events stored locally</w:t>
       </w:r>
     </w:p>
     <w:p>
@@ -1649,7 +1474,7 @@
     <w:p>
       <w:pPr>
         <w:spacing w:before="0" w:after="40"/>
-        <w:ind w:left="360" w:hanging="240"/>
+        <w:ind w:left="1080" w:hanging="240"/>
       </w:pPr>
       <w:r>
         <w:rPr>
@@ -1659,39 +1484,7 @@
           <w:sz w:val="20"/>
           <w:u w:val="none"/>
         </w:rPr>
-        <w:t>1. Load TMS Operation and trigger an API call that returns an error (e.g., a 4xx or 5xx response).</w:t>
-      </w:r>
-    </w:p>
-    <w:p>
-      <w:pPr>
-        <w:spacing w:before="0" w:after="40"/>
-        <w:ind w:left="360" w:hanging="240"/>
-      </w:pPr>
-      <w:r>
-        <w:rPr>
-          <w:rFonts w:ascii="Arial" w:hAnsi="Arial" w:eastAsia="Arial" w:cs="Arial"/>
-          <w:b w:val="0"/>
-          <w:color w:val="000000"/>
-          <w:sz w:val="20"/>
-          <w:u w:val="none"/>
-        </w:rPr>
-        <w:t>2. Inspect the IndexedDB store or trigger a log upload.</w:t>
-      </w:r>
-    </w:p>
-    <w:p>
-      <w:pPr>
-        <w:spacing w:before="0" w:after="40"/>
-        <w:ind w:left="360" w:hanging="240"/>
-      </w:pPr>
-      <w:r>
-        <w:rPr>
-          <w:rFonts w:ascii="Arial" w:hAnsi="Arial" w:eastAsia="Arial" w:cs="Arial"/>
-          <w:b w:val="0"/>
-          <w:color w:val="000000"/>
-          <w:sz w:val="20"/>
-          <w:u w:val="none"/>
-        </w:rPr>
-        <w:t>3. Verify the API error event is recorded.</w:t>
+        <w:t>1. Open the diagnostic preference UI and review the status area</w:t>
       </w:r>
     </w:p>
     <w:p>
@@ -1712,7 +1505,7 @@
     <w:p>
       <w:pPr>
         <w:spacing w:before="0" w:after="40"/>
-        <w:ind w:left="360" w:hanging="240"/>
+        <w:ind w:left="1080" w:hanging="240"/>
       </w:pPr>
       <w:r>
         <w:rPr>
@@ -1722,13 +1515,13 @@
           <w:sz w:val="20"/>
           <w:u w:val="none"/>
         </w:rPr>
-        <w:t>1. API errors are always logged by the API collector, regardless of response time.</w:t>
+        <w:t>1. The current logger status is displayed, including consent and enabled state</w:t>
       </w:r>
     </w:p>
     <w:p>
       <w:pPr>
         <w:spacing w:before="0" w:after="40"/>
-        <w:ind w:left="360" w:hanging="240"/>
+        <w:ind w:left="1080" w:hanging="240"/>
       </w:pPr>
       <w:r>
         <w:rPr>
@@ -1738,13 +1531,13 @@
           <w:sz w:val="20"/>
           <w:u w:val="none"/>
         </w:rPr>
-        <w:t>2. The recorded event includes the API endpoint, error status, and timestamp.</w:t>
+        <w:t>2. The status reflects whether local diagnostic logs exist</w:t>
       </w:r>
     </w:p>
     <w:p>
       <w:pPr>
         <w:spacing w:before="0" w:after="40"/>
-        <w:ind w:left="360" w:hanging="240"/>
+        <w:ind w:left="1080" w:hanging="240"/>
       </w:pPr>
       <w:r>
         <w:rPr>
@@ -1754,7 +1547,7 @@
           <w:sz w:val="20"/>
           <w:u w:val="none"/>
         </w:rPr>
-        <w:t>3. The request/response body is not stored by default (privacy sanitization).</w:t>
+        <w:t>3. The displayed status matches the actual logger state</w:t>
       </w:r>
     </w:p>
     <w:p>
@@ -1769,7 +1562,7 @@
           <w:sz w:val="22"/>
           <w:u w:val="none"/>
         </w:rPr>
-        <w:t>4.2.Slow API responses (&gt;= 2 seconds) are logged</w:t>
+        <w:t>F4.3. Manually Upload Logs</w:t>
       </w:r>
     </w:p>
     <w:p>
@@ -1790,7 +1583,7 @@
     <w:p>
       <w:pPr>
         <w:spacing w:before="0" w:after="40"/>
-        <w:ind w:left="360" w:hanging="240"/>
+        <w:ind w:left="1080" w:hanging="240"/>
       </w:pPr>
       <w:r>
         <w:rPr>
@@ -1800,39 +1593,7 @@
           <w:sz w:val="20"/>
           <w:u w:val="none"/>
         </w:rPr>
-        <w:t>1. The build containing the HERO-68555 diagnostic logger is deployed to the TMS environment.</w:t>
-      </w:r>
-    </w:p>
-    <w:p>
-      <w:pPr>
-        <w:spacing w:before="0" w:after="40"/>
-        <w:ind w:left="360" w:hanging="240"/>
-      </w:pPr>
-      <w:r>
-        <w:rPr>
-          <w:rFonts w:ascii="Arial" w:hAnsi="Arial" w:eastAsia="Arial" w:cs="Arial"/>
-          <w:b w:val="0"/>
-          <w:color w:val="000000"/>
-          <w:sz w:val="20"/>
-          <w:u w:val="none"/>
-        </w:rPr>
-        <w:t>2. Consent has been granted and the logger is enabled.</w:t>
-      </w:r>
-    </w:p>
-    <w:p>
-      <w:pPr>
-        <w:spacing w:before="0" w:after="40"/>
-        <w:ind w:left="360" w:hanging="240"/>
-      </w:pPr>
-      <w:r>
-        <w:rPr>
-          <w:rFonts w:ascii="Arial" w:hAnsi="Arial" w:eastAsia="Arial" w:cs="Arial"/>
-          <w:b w:val="0"/>
-          <w:color w:val="000000"/>
-          <w:sz w:val="20"/>
-          <w:u w:val="none"/>
-        </w:rPr>
-        <w:t>3. An API endpoint with a response time of 2 seconds or more is accessible (or simulate latency).</w:t>
+        <w:t>1. Diagnostic events are stored locally and consent has been granted</w:t>
       </w:r>
     </w:p>
     <w:p>
@@ -1853,7 +1614,7 @@
     <w:p>
       <w:pPr>
         <w:spacing w:before="0" w:after="40"/>
-        <w:ind w:left="360" w:hanging="240"/>
+        <w:ind w:left="1080" w:hanging="240"/>
       </w:pPr>
       <w:r>
         <w:rPr>
@@ -1863,13 +1624,13 @@
           <w:sz w:val="20"/>
           <w:u w:val="none"/>
         </w:rPr>
-        <w:t>1. Load TMS Operation and trigger an API call that takes 2 or more seconds to respond.</w:t>
+        <w:t>1. Open the diagnostic preference UI</w:t>
       </w:r>
     </w:p>
     <w:p>
       <w:pPr>
         <w:spacing w:before="0" w:after="40"/>
-        <w:ind w:left="360" w:hanging="240"/>
+        <w:ind w:left="1080" w:hanging="240"/>
       </w:pPr>
       <w:r>
         <w:rPr>
@@ -1879,23 +1640,7 @@
           <w:sz w:val="20"/>
           <w:u w:val="none"/>
         </w:rPr>
-        <w:t>2. Inspect the IndexedDB store or trigger a log upload.</w:t>
-      </w:r>
-    </w:p>
-    <w:p>
-      <w:pPr>
-        <w:spacing w:before="0" w:after="40"/>
-        <w:ind w:left="360" w:hanging="240"/>
-      </w:pPr>
-      <w:r>
-        <w:rPr>
-          <w:rFonts w:ascii="Arial" w:hAnsi="Arial" w:eastAsia="Arial" w:cs="Arial"/>
-          <w:b w:val="0"/>
-          <w:color w:val="000000"/>
-          <w:sz w:val="20"/>
-          <w:u w:val="none"/>
-        </w:rPr>
-        <w:t>3. Verify the slow API response event is recorded.</w:t>
+        <w:t>2. Trigger manual log upload</w:t>
       </w:r>
     </w:p>
     <w:p>
@@ -1916,7 +1661,7 @@
     <w:p>
       <w:pPr>
         <w:spacing w:before="0" w:after="40"/>
-        <w:ind w:left="360" w:hanging="240"/>
+        <w:ind w:left="1080" w:hanging="240"/>
       </w:pPr>
       <w:r>
         <w:rPr>
@@ -1926,13 +1671,13 @@
           <w:sz w:val="20"/>
           <w:u w:val="none"/>
         </w:rPr>
-        <w:t>1. API responses with a duration of 2 seconds or more are logged.</w:t>
+        <w:t>1. Stored diagnostic logs are uploaded through the existing logs endpoint</w:t>
       </w:r>
     </w:p>
     <w:p>
       <w:pPr>
         <w:spacing w:before="0" w:after="40"/>
-        <w:ind w:left="360" w:hanging="240"/>
+        <w:ind w:left="1080" w:hanging="240"/>
       </w:pPr>
       <w:r>
         <w:rPr>
@@ -1942,13 +1687,13 @@
           <w:sz w:val="20"/>
           <w:u w:val="none"/>
         </w:rPr>
-        <w:t>2. The recorded event includes the API endpoint, response duration, and timestamp.</w:t>
+        <w:t>2. No new gzip upload endpoint is used</w:t>
       </w:r>
     </w:p>
     <w:p>
       <w:pPr>
         <w:spacing w:before="0" w:after="40"/>
-        <w:ind w:left="360" w:hanging="240"/>
+        <w:ind w:left="1080" w:hanging="240"/>
       </w:pPr>
       <w:r>
         <w:rPr>
@@ -1958,7 +1703,7 @@
           <w:sz w:val="20"/>
           <w:u w:val="none"/>
         </w:rPr>
-        <w:t>3. The response body is not stored by default.</w:t>
+        <w:t>3. Upload progress and completion are reflected in the UI and local logs are handled according to the upload result</w:t>
       </w:r>
     </w:p>
     <w:p>
@@ -1973,7 +1718,7 @@
           <w:sz w:val="22"/>
           <w:u w:val="none"/>
         </w:rPr>
-        <w:t>4.3.Fast successful API responses are not logged and the tms/logs endpoint is ignored</w:t>
+        <w:t>F4.4. Clear Local Logs</w:t>
       </w:r>
     </w:p>
     <w:p>
@@ -1994,7 +1739,7 @@
     <w:p>
       <w:pPr>
         <w:spacing w:before="0" w:after="40"/>
-        <w:ind w:left="360" w:hanging="240"/>
+        <w:ind w:left="1080" w:hanging="240"/>
       </w:pPr>
       <w:r>
         <w:rPr>
@@ -2004,39 +1749,7 @@
           <w:sz w:val="20"/>
           <w:u w:val="none"/>
         </w:rPr>
-        <w:t>1. The build containing the HERO-68555 diagnostic logger is deployed to the TMS environment.</w:t>
-      </w:r>
-    </w:p>
-    <w:p>
-      <w:pPr>
-        <w:spacing w:before="0" w:after="40"/>
-        <w:ind w:left="360" w:hanging="240"/>
-      </w:pPr>
-      <w:r>
-        <w:rPr>
-          <w:rFonts w:ascii="Arial" w:hAnsi="Arial" w:eastAsia="Arial" w:cs="Arial"/>
-          <w:b w:val="0"/>
-          <w:color w:val="000000"/>
-          <w:sz w:val="20"/>
-          <w:u w:val="none"/>
-        </w:rPr>
-        <w:t>2. Consent has been granted and the logger is enabled.</w:t>
-      </w:r>
-    </w:p>
-    <w:p>
-      <w:pPr>
-        <w:spacing w:before="0" w:after="40"/>
-        <w:ind w:left="360" w:hanging="240"/>
-      </w:pPr>
-      <w:r>
-        <w:rPr>
-          <w:rFonts w:ascii="Arial" w:hAnsi="Arial" w:eastAsia="Arial" w:cs="Arial"/>
-          <w:b w:val="0"/>
-          <w:color w:val="000000"/>
-          <w:sz w:val="20"/>
-          <w:u w:val="none"/>
-        </w:rPr>
-        <w:t>3. A fast-responding API endpoint (under 2 seconds, success) and the /rest_api/tms/logs endpoint are accessible.</w:t>
+        <w:t>1. Diagnostic events exist in the local IndexedDB store</w:t>
       </w:r>
     </w:p>
     <w:p>
@@ -2057,7 +1770,7 @@
     <w:p>
       <w:pPr>
         <w:spacing w:before="0" w:after="40"/>
-        <w:ind w:left="360" w:hanging="240"/>
+        <w:ind w:left="1080" w:hanging="240"/>
       </w:pPr>
       <w:r>
         <w:rPr>
@@ -2067,13 +1780,13 @@
           <w:sz w:val="20"/>
           <w:u w:val="none"/>
         </w:rPr>
-        <w:t>1. Load TMS Operation and trigger a fast successful API call (response time under 2 seconds).</w:t>
+        <w:t>1. Open the diagnostic preference UI</w:t>
       </w:r>
     </w:p>
     <w:p>
       <w:pPr>
         <w:spacing w:before="0" w:after="40"/>
-        <w:ind w:left="360" w:hanging="240"/>
+        <w:ind w:left="1080" w:hanging="240"/>
       </w:pPr>
       <w:r>
         <w:rPr>
@@ -2083,13 +1796,13 @@
           <w:sz w:val="20"/>
           <w:u w:val="none"/>
         </w:rPr>
-        <w:t>2. Trigger a call to the /rest_api/tms/logs endpoint.</w:t>
+        <w:t>2. Trigger the clear logs action</w:t>
       </w:r>
     </w:p>
     <w:p>
       <w:pPr>
         <w:spacing w:before="0" w:after="40"/>
-        <w:ind w:left="360" w:hanging="240"/>
+        <w:ind w:left="1080" w:hanging="240"/>
       </w:pPr>
       <w:r>
         <w:rPr>
@@ -2099,23 +1812,7 @@
           <w:sz w:val="20"/>
           <w:u w:val="none"/>
         </w:rPr>
-        <w:t>3. Inspect the IndexedDB store or trigger a log upload.</w:t>
-      </w:r>
-    </w:p>
-    <w:p>
-      <w:pPr>
-        <w:spacing w:before="0" w:after="40"/>
-        <w:ind w:left="360" w:hanging="240"/>
-      </w:pPr>
-      <w:r>
-        <w:rPr>
-          <w:rFonts w:ascii="Arial" w:hAnsi="Arial" w:eastAsia="Arial" w:cs="Arial"/>
-          <w:b w:val="0"/>
-          <w:color w:val="000000"/>
-          <w:sz w:val="20"/>
-          <w:u w:val="none"/>
-        </w:rPr>
-        <w:t>4. Verify neither the fast success nor the tms/logs call is logged.</w:t>
+        <w:t>3. Reopen the local store and status area</w:t>
       </w:r>
     </w:p>
     <w:p>
@@ -2136,7 +1833,7 @@
     <w:p>
       <w:pPr>
         <w:spacing w:before="0" w:after="40"/>
-        <w:ind w:left="360" w:hanging="240"/>
+        <w:ind w:left="1080" w:hanging="240"/>
       </w:pPr>
       <w:r>
         <w:rPr>
@@ -2146,13 +1843,13 @@
           <w:sz w:val="20"/>
           <w:u w:val="none"/>
         </w:rPr>
-        <w:t>1. Fast successful API responses (under 2 seconds) are not logged.</w:t>
+        <w:t>1. Locally stored diagnostic logs are cleared</w:t>
       </w:r>
     </w:p>
     <w:p>
       <w:pPr>
         <w:spacing w:before="0" w:after="40"/>
-        <w:ind w:left="360" w:hanging="240"/>
+        <w:ind w:left="1080" w:hanging="240"/>
       </w:pPr>
       <w:r>
         <w:rPr>
@@ -2162,13 +1859,13 @@
           <w:sz w:val="20"/>
           <w:u w:val="none"/>
         </w:rPr>
-        <w:t>2. Calls to the /rest_api/tms/logs endpoint are ignored and not logged.</w:t>
+        <w:t>2. The logger status updates to reflect the empty store</w:t>
       </w:r>
     </w:p>
     <w:p>
       <w:pPr>
         <w:spacing w:before="0" w:after="40"/>
-        <w:ind w:left="360" w:hanging="240"/>
+        <w:ind w:left="1080" w:hanging="240"/>
       </w:pPr>
       <w:r>
         <w:rPr>
@@ -2178,7 +1875,7 @@
           <w:sz w:val="20"/>
           <w:u w:val="none"/>
         </w:rPr>
-        <w:t>3. The API collector only logs errors and slow responses, reducing noise and storage usage.</w:t>
+        <w:t>3. Normal application operation and subsequent logging continue without error</w:t>
       </w:r>
     </w:p>
     <w:p>
@@ -2193,7 +1890,7 @@
           <w:sz w:val="24"/>
           <w:u w:val="none"/>
         </w:rPr>
-        <w:t>5.Error and React Boundary Collector</w:t>
+        <w:t>F5. Kill Switch and Logger Isolation</w:t>
       </w:r>
     </w:p>
     <w:p>
@@ -2208,7 +1905,7 @@
           <w:sz w:val="22"/>
           <w:u w:val="none"/>
         </w:rPr>
-        <w:t>5.1.Uncaught errors are captured by the error collector</w:t>
+        <w:t>F5.1. Kill Switch Disables Diagnostic Logging</w:t>
       </w:r>
     </w:p>
     <w:p>
@@ -2229,7 +1926,7 @@
     <w:p>
       <w:pPr>
         <w:spacing w:before="0" w:after="40"/>
-        <w:ind w:left="360" w:hanging="240"/>
+        <w:ind w:left="1080" w:hanging="240"/>
       </w:pPr>
       <w:r>
         <w:rPr>
@@ -2239,39 +1936,7 @@
           <w:sz w:val="20"/>
           <w:u w:val="none"/>
         </w:rPr>
-        <w:t>1. The build containing the HERO-68555 diagnostic logger is deployed to the TMS environment.</w:t>
-      </w:r>
-    </w:p>
-    <w:p>
-      <w:pPr>
-        <w:spacing w:before="0" w:after="40"/>
-        <w:ind w:left="360" w:hanging="240"/>
-      </w:pPr>
-      <w:r>
-        <w:rPr>
-          <w:rFonts w:ascii="Arial" w:hAnsi="Arial" w:eastAsia="Arial" w:cs="Arial"/>
-          <w:b w:val="0"/>
-          <w:color w:val="000000"/>
-          <w:sz w:val="20"/>
-          <w:u w:val="none"/>
-        </w:rPr>
-        <w:t>2. Consent has been granted and the logger is enabled.</w:t>
-      </w:r>
-    </w:p>
-    <w:p>
-      <w:pPr>
-        <w:spacing w:before="0" w:after="40"/>
-        <w:ind w:left="360" w:hanging="240"/>
-      </w:pPr>
-      <w:r>
-        <w:rPr>
-          <w:rFonts w:ascii="Arial" w:hAnsi="Arial" w:eastAsia="Arial" w:cs="Arial"/>
-          <w:b w:val="0"/>
-          <w:color w:val="000000"/>
-          <w:sz w:val="20"/>
-          <w:u w:val="none"/>
-        </w:rPr>
-        <w:t>3. A scenario that triggers an uncaught JavaScript error is reproducible.</w:t>
+        <w:t>1. The diagnostic logger kill switch can be toggled by configuration</w:t>
       </w:r>
     </w:p>
     <w:p>
@@ -2292,7 +1957,7 @@
     <w:p>
       <w:pPr>
         <w:spacing w:before="0" w:after="40"/>
-        <w:ind w:left="360" w:hanging="240"/>
+        <w:ind w:left="1080" w:hanging="240"/>
       </w:pPr>
       <w:r>
         <w:rPr>
@@ -2302,13 +1967,13 @@
           <w:sz w:val="20"/>
           <w:u w:val="none"/>
         </w:rPr>
-        <w:t>1. Load TMS Operation and trigger an uncaught JavaScript error (e.g., via a faulty interaction or test injection).</w:t>
+        <w:t>1. Activate the kill switch</w:t>
       </w:r>
     </w:p>
     <w:p>
       <w:pPr>
         <w:spacing w:before="0" w:after="40"/>
-        <w:ind w:left="360" w:hanging="240"/>
+        <w:ind w:left="1080" w:hanging="240"/>
       </w:pPr>
       <w:r>
         <w:rPr>
@@ -2318,13 +1983,13 @@
           <w:sz w:val="20"/>
           <w:u w:val="none"/>
         </w:rPr>
-        <w:t>2. Inspect the IndexedDB store or trigger a log upload.</w:t>
+        <w:t>2. Use the application and generate the full range of user and API events</w:t>
       </w:r>
     </w:p>
     <w:p>
       <w:pPr>
         <w:spacing w:before="0" w:after="40"/>
-        <w:ind w:left="360" w:hanging="240"/>
+        <w:ind w:left="1080" w:hanging="240"/>
       </w:pPr>
       <w:r>
         <w:rPr>
@@ -2334,7 +1999,7 @@
           <w:sz w:val="20"/>
           <w:u w:val="none"/>
         </w:rPr>
-        <w:t>3. Verify the uncaught error is recorded.</w:t>
+        <w:t>3. Deactivate the kill switch and generate events again</w:t>
       </w:r>
     </w:p>
     <w:p>
@@ -2355,7 +2020,7 @@
     <w:p>
       <w:pPr>
         <w:spacing w:before="0" w:after="40"/>
-        <w:ind w:left="360" w:hanging="240"/>
+        <w:ind w:left="1080" w:hanging="240"/>
       </w:pPr>
       <w:r>
         <w:rPr>
@@ -2365,13 +2030,13 @@
           <w:sz w:val="20"/>
           <w:u w:val="none"/>
         </w:rPr>
-        <w:t>1. Uncaught errors are captured by the error collector.</w:t>
+        <w:t>1. While the kill switch is active, no diagnostic events are collected or uploaded</w:t>
       </w:r>
     </w:p>
     <w:p>
       <w:pPr>
         <w:spacing w:before="0" w:after="40"/>
-        <w:ind w:left="360" w:hanging="240"/>
+        <w:ind w:left="1080" w:hanging="240"/>
       </w:pPr>
       <w:r>
         <w:rPr>
@@ -2381,13 +2046,13 @@
           <w:sz w:val="20"/>
           <w:u w:val="none"/>
         </w:rPr>
-        <w:t>2. The recorded event includes the error message, stack trace (if available), and timestamp.</w:t>
+        <w:t>2. The application behaves normally with no diagnostic-related disruption</w:t>
       </w:r>
     </w:p>
     <w:p>
       <w:pPr>
         <w:spacing w:before="0" w:after="40"/>
-        <w:ind w:left="360" w:hanging="240"/>
+        <w:ind w:left="1080" w:hanging="240"/>
       </w:pPr>
       <w:r>
         <w:rPr>
@@ -2397,7 +2062,7 @@
           <w:sz w:val="20"/>
           <w:u w:val="none"/>
         </w:rPr>
-        <w:t>3. The error is recorded without crashing the application.</w:t>
+        <w:t>3. After the kill switch is deactivated, diagnostic collection resumes according to consent</w:t>
       </w:r>
     </w:p>
     <w:p>
@@ -2412,7 +2077,7 @@
           <w:sz w:val="22"/>
           <w:u w:val="none"/>
         </w:rPr>
-        <w:t>5.2.React boundary errors are captured</w:t>
+        <w:t>F5.2. Existing ActionLogger Behavior Remains Unchanged</w:t>
       </w:r>
     </w:p>
     <w:p>
@@ -2433,7 +2098,7 @@
     <w:p>
       <w:pPr>
         <w:spacing w:before="0" w:after="40"/>
-        <w:ind w:left="360" w:hanging="240"/>
+        <w:ind w:left="1080" w:hanging="240"/>
       </w:pPr>
       <w:r>
         <w:rPr>
@@ -2443,39 +2108,7 @@
           <w:sz w:val="20"/>
           <w:u w:val="none"/>
         </w:rPr>
-        <w:t>1. The build containing the HERO-68555 diagnostic logger is deployed to the TMS environment.</w:t>
-      </w:r>
-    </w:p>
-    <w:p>
-      <w:pPr>
-        <w:spacing w:before="0" w:after="40"/>
-        <w:ind w:left="360" w:hanging="240"/>
-      </w:pPr>
-      <w:r>
-        <w:rPr>
-          <w:rFonts w:ascii="Arial" w:hAnsi="Arial" w:eastAsia="Arial" w:cs="Arial"/>
-          <w:b w:val="0"/>
-          <w:color w:val="000000"/>
-          <w:sz w:val="20"/>
-          <w:u w:val="none"/>
-        </w:rPr>
-        <w:t>2. Consent has been granted and the logger is enabled.</w:t>
-      </w:r>
-    </w:p>
-    <w:p>
-      <w:pPr>
-        <w:spacing w:before="0" w:after="40"/>
-        <w:ind w:left="360" w:hanging="240"/>
-      </w:pPr>
-      <w:r>
-        <w:rPr>
-          <w:rFonts w:ascii="Arial" w:hAnsi="Arial" w:eastAsia="Arial" w:cs="Arial"/>
-          <w:b w:val="0"/>
-          <w:color w:val="000000"/>
-          <w:sz w:val="20"/>
-          <w:u w:val="none"/>
-        </w:rPr>
-        <w:t>3. A React component that throws an error within an error boundary is reproducible.</w:t>
+        <w:t>1. The existing action logger and the new production diagnostic logger both exist in the application</w:t>
       </w:r>
     </w:p>
     <w:p>
@@ -2496,7 +2129,7 @@
     <w:p>
       <w:pPr>
         <w:spacing w:before="0" w:after="40"/>
-        <w:ind w:left="360" w:hanging="240"/>
+        <w:ind w:left="1080" w:hanging="240"/>
       </w:pPr>
       <w:r>
         <w:rPr>
@@ -2506,13 +2139,13 @@
           <w:sz w:val="20"/>
           <w:u w:val="none"/>
         </w:rPr>
-        <w:t>1. Load TMS Operation and trigger a React component error that is caught by an error boundary.</w:t>
+        <w:t>1. Perform actions that are recorded by the existing ActionLogger</w:t>
       </w:r>
     </w:p>
     <w:p>
       <w:pPr>
         <w:spacing w:before="0" w:after="40"/>
-        <w:ind w:left="360" w:hanging="240"/>
+        <w:ind w:left="1080" w:hanging="240"/>
       </w:pPr>
       <w:r>
         <w:rPr>
@@ -2522,13 +2155,13 @@
           <w:sz w:val="20"/>
           <w:u w:val="none"/>
         </w:rPr>
-        <w:t>2. Inspect the IndexedDB store or trigger a log upload.</w:t>
+        <w:t>2. Toggle, clear and upload diagnostic logs</w:t>
       </w:r>
     </w:p>
     <w:p>
       <w:pPr>
         <w:spacing w:before="0" w:after="40"/>
-        <w:ind w:left="360" w:hanging="240"/>
+        <w:ind w:left="1080" w:hanging="240"/>
       </w:pPr>
       <w:r>
         <w:rPr>
@@ -2538,7 +2171,7 @@
           <w:sz w:val="20"/>
           <w:u w:val="none"/>
         </w:rPr>
-        <w:t>3. Verify the React boundary error is recorded.</w:t>
+        <w:t>3. Review ActionLogger records</w:t>
       </w:r>
     </w:p>
     <w:p>
@@ -2559,7 +2192,7 @@
     <w:p>
       <w:pPr>
         <w:spacing w:before="0" w:after="40"/>
-        <w:ind w:left="360" w:hanging="240"/>
+        <w:ind w:left="1080" w:hanging="240"/>
       </w:pPr>
       <w:r>
         <w:rPr>
@@ -2569,13 +2202,13 @@
           <w:sz w:val="20"/>
           <w:u w:val="none"/>
         </w:rPr>
-        <w:t>1. React boundary errors are captured by the error collector.</w:t>
+        <w:t>1. ActionLogger behavior is unchanged by the diagnostic logger</w:t>
       </w:r>
     </w:p>
     <w:p>
       <w:pPr>
         <w:spacing w:before="0" w:after="40"/>
-        <w:ind w:left="360" w:hanging="240"/>
+        <w:ind w:left="1080" w:hanging="240"/>
       </w:pPr>
       <w:r>
         <w:rPr>
@@ -2585,13 +2218,13 @@
           <w:sz w:val="20"/>
           <w:u w:val="none"/>
         </w:rPr>
-        <w:t>2. The recorded event includes the error details and timestamp.</w:t>
+        <w:t>2. Diagnostic logger operations do not alter, block or duplicate action logs</w:t>
       </w:r>
     </w:p>
     <w:p>
       <w:pPr>
         <w:spacing w:before="0" w:after="40"/>
-        <w:ind w:left="360" w:hanging="240"/>
+        <w:ind w:left="1080" w:hanging="240"/>
       </w:pPr>
       <w:r>
         <w:rPr>
@@ -2601,1764 +2234,7 @@
           <w:sz w:val="20"/>
           <w:u w:val="none"/>
         </w:rPr>
-        <w:t>3. The error boundary fallback UI is displayed while the error is logged.</w:t>
-      </w:r>
-    </w:p>
-    <w:p>
-      <w:pPr>
-        <w:spacing w:before="160" w:after="80"/>
-      </w:pPr>
-      <w:r>
-        <w:rPr>
-          <w:rFonts w:ascii="Arial" w:hAnsi="Arial" w:eastAsia="Arial" w:cs="Arial"/>
-          <w:b/>
-          <w:color w:val="001EFF"/>
-          <w:sz w:val="24"/>
-          <w:u w:val="none"/>
-        </w:rPr>
-        <w:t>6.Privacy and Sanitization</w:t>
-      </w:r>
-    </w:p>
-    <w:p>
-      <w:pPr>
-        <w:spacing w:before="120" w:after="60"/>
-      </w:pPr>
-      <w:r>
-        <w:rPr>
-          <w:rFonts w:ascii="Arial" w:hAnsi="Arial" w:eastAsia="Arial" w:cs="Arial"/>
-          <w:b/>
-          <w:color w:val="001EFF"/>
-          <w:sz w:val="22"/>
-          <w:u w:val="none"/>
-        </w:rPr>
-        <w:t>6.1.Sensitive keys are sanitized and passwords/tokens/bodies are not stored by default</w:t>
-      </w:r>
-    </w:p>
-    <w:p>
-      <w:pPr>
-        <w:spacing w:before="0" w:after="80"/>
-      </w:pPr>
-      <w:r>
-        <w:rPr>
-          <w:rFonts w:ascii="Arial" w:hAnsi="Arial" w:eastAsia="Arial" w:cs="Arial"/>
-          <w:b/>
-          <w:color w:val="000000"/>
-          <w:sz w:val="20"/>
-          <w:u w:val="none"/>
-        </w:rPr>
-        <w:t>Prerequisite(s):</w:t>
-      </w:r>
-    </w:p>
-    <w:p>
-      <w:pPr>
-        <w:spacing w:before="0" w:after="40"/>
-        <w:ind w:left="360" w:hanging="240"/>
-      </w:pPr>
-      <w:r>
-        <w:rPr>
-          <w:rFonts w:ascii="Arial" w:hAnsi="Arial" w:eastAsia="Arial" w:cs="Arial"/>
-          <w:b w:val="0"/>
-          <w:color w:val="000000"/>
-          <w:sz w:val="20"/>
-          <w:u w:val="none"/>
-        </w:rPr>
-        <w:t>1. The build containing the HERO-68555 diagnostic logger is deployed to the TMS environment.</w:t>
-      </w:r>
-    </w:p>
-    <w:p>
-      <w:pPr>
-        <w:spacing w:before="0" w:after="40"/>
-        <w:ind w:left="360" w:hanging="240"/>
-      </w:pPr>
-      <w:r>
-        <w:rPr>
-          <w:rFonts w:ascii="Arial" w:hAnsi="Arial" w:eastAsia="Arial" w:cs="Arial"/>
-          <w:b w:val="0"/>
-          <w:color w:val="000000"/>
-          <w:sz w:val="20"/>
-          <w:u w:val="none"/>
-        </w:rPr>
-        <w:t>2. Consent has been granted and the logger is enabled.</w:t>
-      </w:r>
-    </w:p>
-    <w:p>
-      <w:pPr>
-        <w:spacing w:before="0" w:after="40"/>
-        <w:ind w:left="360" w:hanging="240"/>
-      </w:pPr>
-      <w:r>
-        <w:rPr>
-          <w:rFonts w:ascii="Arial" w:hAnsi="Arial" w:eastAsia="Arial" w:cs="Arial"/>
-          <w:b w:val="0"/>
-          <w:color w:val="000000"/>
-          <w:sz w:val="20"/>
-          <w:u w:val="none"/>
-        </w:rPr>
-        <w:t>3. A form or API call involving sensitive data (passwords, tokens, request bodies) is available.</w:t>
-      </w:r>
-    </w:p>
-    <w:p>
-      <w:pPr>
-        <w:spacing w:before="0" w:after="80"/>
-      </w:pPr>
-      <w:r>
-        <w:rPr>
-          <w:rFonts w:ascii="Arial" w:hAnsi="Arial" w:eastAsia="Arial" w:cs="Arial"/>
-          <w:b/>
-          <w:color w:val="000000"/>
-          <w:sz w:val="20"/>
-          <w:u w:val="none"/>
-        </w:rPr>
-        <w:t>Step(s):</w:t>
-      </w:r>
-    </w:p>
-    <w:p>
-      <w:pPr>
-        <w:spacing w:before="0" w:after="40"/>
-        <w:ind w:left="360" w:hanging="240"/>
-      </w:pPr>
-      <w:r>
-        <w:rPr>
-          <w:rFonts w:ascii="Arial" w:hAnsi="Arial" w:eastAsia="Arial" w:cs="Arial"/>
-          <w:b w:val="0"/>
-          <w:color w:val="000000"/>
-          <w:sz w:val="20"/>
-          <w:u w:val="none"/>
-        </w:rPr>
-        <w:t>1. Load TMS Operation and submit a form containing password or token fields.</w:t>
-      </w:r>
-    </w:p>
-    <w:p>
-      <w:pPr>
-        <w:spacing w:before="0" w:after="40"/>
-        <w:ind w:left="360" w:hanging="240"/>
-      </w:pPr>
-      <w:r>
-        <w:rPr>
-          <w:rFonts w:ascii="Arial" w:hAnsi="Arial" w:eastAsia="Arial" w:cs="Arial"/>
-          <w:b w:val="0"/>
-          <w:color w:val="000000"/>
-          <w:sz w:val="20"/>
-          <w:u w:val="none"/>
-        </w:rPr>
-        <w:t>2. Trigger an API call that includes a request body with sensitive data.</w:t>
-      </w:r>
-    </w:p>
-    <w:p>
-      <w:pPr>
-        <w:spacing w:before="0" w:after="40"/>
-        <w:ind w:left="360" w:hanging="240"/>
-      </w:pPr>
-      <w:r>
-        <w:rPr>
-          <w:rFonts w:ascii="Arial" w:hAnsi="Arial" w:eastAsia="Arial" w:cs="Arial"/>
-          <w:b w:val="0"/>
-          <w:color w:val="000000"/>
-          <w:sz w:val="20"/>
-          <w:u w:val="none"/>
-        </w:rPr>
-        <w:t>3. Inspect the IndexedDB store or trigger a log upload.</w:t>
-      </w:r>
-    </w:p>
-    <w:p>
-      <w:pPr>
-        <w:spacing w:before="0" w:after="40"/>
-        <w:ind w:left="360" w:hanging="240"/>
-      </w:pPr>
-      <w:r>
-        <w:rPr>
-          <w:rFonts w:ascii="Arial" w:hAnsi="Arial" w:eastAsia="Arial" w:cs="Arial"/>
-          <w:b w:val="0"/>
-          <w:color w:val="000000"/>
-          <w:sz w:val="20"/>
-          <w:u w:val="none"/>
-        </w:rPr>
-        <w:t>4. Verify the sensitive data is sanitized or excluded.</w:t>
-      </w:r>
-    </w:p>
-    <w:p>
-      <w:pPr>
-        <w:spacing w:before="0" w:after="80"/>
-      </w:pPr>
-      <w:r>
-        <w:rPr>
-          <w:rFonts w:ascii="Arial" w:hAnsi="Arial" w:eastAsia="Arial" w:cs="Arial"/>
-          <w:b/>
-          <w:color w:val="000000"/>
-          <w:sz w:val="20"/>
-          <w:u w:val="none"/>
-        </w:rPr>
-        <w:t>Test Result(s):</w:t>
-      </w:r>
-    </w:p>
-    <w:p>
-      <w:pPr>
-        <w:spacing w:before="0" w:after="40"/>
-        <w:ind w:left="360" w:hanging="240"/>
-      </w:pPr>
-      <w:r>
-        <w:rPr>
-          <w:rFonts w:ascii="Arial" w:hAnsi="Arial" w:eastAsia="Arial" w:cs="Arial"/>
-          <w:b w:val="0"/>
-          <w:color w:val="000000"/>
-          <w:sz w:val="20"/>
-          <w:u w:val="none"/>
-        </w:rPr>
-        <w:t>1. Sensitive keys (passwords, tokens) are sanitized in the recorded events.</w:t>
-      </w:r>
-    </w:p>
-    <w:p>
-      <w:pPr>
-        <w:spacing w:before="0" w:after="40"/>
-        <w:ind w:left="360" w:hanging="240"/>
-      </w:pPr>
-      <w:r>
-        <w:rPr>
-          <w:rFonts w:ascii="Arial" w:hAnsi="Arial" w:eastAsia="Arial" w:cs="Arial"/>
-          <w:b w:val="0"/>
-          <w:color w:val="000000"/>
-          <w:sz w:val="20"/>
-          <w:u w:val="none"/>
-        </w:rPr>
-        <w:t>2. Request and response bodies are not stored by default.</w:t>
-      </w:r>
-    </w:p>
-    <w:p>
-      <w:pPr>
-        <w:spacing w:before="0" w:after="40"/>
-        <w:ind w:left="360" w:hanging="240"/>
-      </w:pPr>
-      <w:r>
-        <w:rPr>
-          <w:rFonts w:ascii="Arial" w:hAnsi="Arial" w:eastAsia="Arial" w:cs="Arial"/>
-          <w:b w:val="0"/>
-          <w:color w:val="000000"/>
-          <w:sz w:val="20"/>
-          <w:u w:val="none"/>
-        </w:rPr>
-        <w:t>3. The sanitize key checks use exact match against a cached list (Set) for performance.</w:t>
-      </w:r>
-    </w:p>
-    <w:p>
-      <w:pPr>
-        <w:spacing w:before="0" w:after="40"/>
-        <w:ind w:left="360" w:hanging="240"/>
-      </w:pPr>
-      <w:r>
-        <w:rPr>
-          <w:rFonts w:ascii="Arial" w:hAnsi="Arial" w:eastAsia="Arial" w:cs="Arial"/>
-          <w:b w:val="0"/>
-          <w:color w:val="000000"/>
-          <w:sz w:val="20"/>
-          <w:u w:val="none"/>
-        </w:rPr>
-        <w:t>4. No raw passwords or tokens appear in the stored logs.</w:t>
-      </w:r>
-    </w:p>
-    <w:p>
-      <w:pPr>
-        <w:spacing w:before="160" w:after="80"/>
-      </w:pPr>
-      <w:r>
-        <w:rPr>
-          <w:rFonts w:ascii="Arial" w:hAnsi="Arial" w:eastAsia="Arial" w:cs="Arial"/>
-          <w:b/>
-          <w:color w:val="001EFF"/>
-          <w:sz w:val="24"/>
-          <w:u w:val="none"/>
-        </w:rPr>
-        <w:t>7.Preference UI - Consent, Status, Upload, Clear, Enable/Disable</w:t>
-      </w:r>
-    </w:p>
-    <w:p>
-      <w:pPr>
-        <w:spacing w:before="120" w:after="60"/>
-      </w:pPr>
-      <w:r>
-        <w:rPr>
-          <w:rFonts w:ascii="Arial" w:hAnsi="Arial" w:eastAsia="Arial" w:cs="Arial"/>
-          <w:b/>
-          <w:color w:val="001EFF"/>
-          <w:sz w:val="22"/>
-          <w:u w:val="none"/>
-        </w:rPr>
-        <w:t>7.1.Preference UI allows granting and revoking consent</w:t>
-      </w:r>
-    </w:p>
-    <w:p>
-      <w:pPr>
-        <w:spacing w:before="0" w:after="80"/>
-      </w:pPr>
-      <w:r>
-        <w:rPr>
-          <w:rFonts w:ascii="Arial" w:hAnsi="Arial" w:eastAsia="Arial" w:cs="Arial"/>
-          <w:b/>
-          <w:color w:val="000000"/>
-          <w:sz w:val="20"/>
-          <w:u w:val="none"/>
-        </w:rPr>
-        <w:t>Prerequisite(s):</w:t>
-      </w:r>
-    </w:p>
-    <w:p>
-      <w:pPr>
-        <w:spacing w:before="0" w:after="40"/>
-        <w:ind w:left="360" w:hanging="240"/>
-      </w:pPr>
-      <w:r>
-        <w:rPr>
-          <w:rFonts w:ascii="Arial" w:hAnsi="Arial" w:eastAsia="Arial" w:cs="Arial"/>
-          <w:b w:val="0"/>
-          <w:color w:val="000000"/>
-          <w:sz w:val="20"/>
-          <w:u w:val="none"/>
-        </w:rPr>
-        <w:t>1. The build containing the HERO-68555 diagnostic logger is deployed to the TMS environment.</w:t>
-      </w:r>
-    </w:p>
-    <w:p>
-      <w:pPr>
-        <w:spacing w:before="0" w:after="40"/>
-        <w:ind w:left="360" w:hanging="240"/>
-      </w:pPr>
-      <w:r>
-        <w:rPr>
-          <w:rFonts w:ascii="Arial" w:hAnsi="Arial" w:eastAsia="Arial" w:cs="Arial"/>
-          <w:b w:val="0"/>
-          <w:color w:val="000000"/>
-          <w:sz w:val="20"/>
-          <w:u w:val="none"/>
-        </w:rPr>
-        <w:t>2. The Preference UI is accessible.</w:t>
-      </w:r>
-    </w:p>
-    <w:p>
-      <w:pPr>
-        <w:spacing w:before="0" w:after="80"/>
-      </w:pPr>
-      <w:r>
-        <w:rPr>
-          <w:rFonts w:ascii="Arial" w:hAnsi="Arial" w:eastAsia="Arial" w:cs="Arial"/>
-          <w:b/>
-          <w:color w:val="000000"/>
-          <w:sz w:val="20"/>
-          <w:u w:val="none"/>
-        </w:rPr>
-        <w:t>Step(s):</w:t>
-      </w:r>
-    </w:p>
-    <w:p>
-      <w:pPr>
-        <w:spacing w:before="0" w:after="40"/>
-        <w:ind w:left="360" w:hanging="240"/>
-      </w:pPr>
-      <w:r>
-        <w:rPr>
-          <w:rFonts w:ascii="Arial" w:hAnsi="Arial" w:eastAsia="Arial" w:cs="Arial"/>
-          <w:b w:val="0"/>
-          <w:color w:val="000000"/>
-          <w:sz w:val="20"/>
-          <w:u w:val="none"/>
-        </w:rPr>
-        <w:t>1. Open the Preference UI for the diagnostic logger.</w:t>
-      </w:r>
-    </w:p>
-    <w:p>
-      <w:pPr>
-        <w:spacing w:before="0" w:after="40"/>
-        <w:ind w:left="360" w:hanging="240"/>
-      </w:pPr>
-      <w:r>
-        <w:rPr>
-          <w:rFonts w:ascii="Arial" w:hAnsi="Arial" w:eastAsia="Arial" w:cs="Arial"/>
-          <w:b w:val="0"/>
-          <w:color w:val="000000"/>
-          <w:sz w:val="20"/>
-          <w:u w:val="none"/>
-        </w:rPr>
-        <w:t>2. Grant consent and verify the logger starts collecting data.</w:t>
-      </w:r>
-    </w:p>
-    <w:p>
-      <w:pPr>
-        <w:spacing w:before="0" w:after="40"/>
-        <w:ind w:left="360" w:hanging="240"/>
-      </w:pPr>
-      <w:r>
-        <w:rPr>
-          <w:rFonts w:ascii="Arial" w:hAnsi="Arial" w:eastAsia="Arial" w:cs="Arial"/>
-          <w:b w:val="0"/>
-          <w:color w:val="000000"/>
-          <w:sz w:val="20"/>
-          <w:u w:val="none"/>
-        </w:rPr>
-        <w:t>3. Revoke consent and verify the logger stops collecting data.</w:t>
-      </w:r>
-    </w:p>
-    <w:p>
-      <w:pPr>
-        <w:spacing w:before="0" w:after="40"/>
-        <w:ind w:left="360" w:hanging="240"/>
-      </w:pPr>
-      <w:r>
-        <w:rPr>
-          <w:rFonts w:ascii="Arial" w:hAnsi="Arial" w:eastAsia="Arial" w:cs="Arial"/>
-          <w:b w:val="0"/>
-          <w:color w:val="000000"/>
-          <w:sz w:val="20"/>
-          <w:u w:val="none"/>
-        </w:rPr>
-        <w:t>4. Verify the consent state is persisted across sessions.</w:t>
-      </w:r>
-    </w:p>
-    <w:p>
-      <w:pPr>
-        <w:spacing w:before="0" w:after="80"/>
-      </w:pPr>
-      <w:r>
-        <w:rPr>
-          <w:rFonts w:ascii="Arial" w:hAnsi="Arial" w:eastAsia="Arial" w:cs="Arial"/>
-          <w:b/>
-          <w:color w:val="000000"/>
-          <w:sz w:val="20"/>
-          <w:u w:val="none"/>
-        </w:rPr>
-        <w:t>Test Result(s):</w:t>
-      </w:r>
-    </w:p>
-    <w:p>
-      <w:pPr>
-        <w:spacing w:before="0" w:after="40"/>
-        <w:ind w:left="360" w:hanging="240"/>
-      </w:pPr>
-      <w:r>
-        <w:rPr>
-          <w:rFonts w:ascii="Arial" w:hAnsi="Arial" w:eastAsia="Arial" w:cs="Arial"/>
-          <w:b w:val="0"/>
-          <w:color w:val="000000"/>
-          <w:sz w:val="20"/>
-          <w:u w:val="none"/>
-        </w:rPr>
-        <w:t>1. The Preference UI allows the user to grant and revoke consent.</w:t>
-      </w:r>
-    </w:p>
-    <w:p>
-      <w:pPr>
-        <w:spacing w:before="0" w:after="40"/>
-        <w:ind w:left="360" w:hanging="240"/>
-      </w:pPr>
-      <w:r>
-        <w:rPr>
-          <w:rFonts w:ascii="Arial" w:hAnsi="Arial" w:eastAsia="Arial" w:cs="Arial"/>
-          <w:b w:val="0"/>
-          <w:color w:val="000000"/>
-          <w:sz w:val="20"/>
-          <w:u w:val="none"/>
-        </w:rPr>
-        <w:t>2. Granting consent enables data collection.</w:t>
-      </w:r>
-    </w:p>
-    <w:p>
-      <w:pPr>
-        <w:spacing w:before="0" w:after="40"/>
-        <w:ind w:left="360" w:hanging="240"/>
-      </w:pPr>
-      <w:r>
-        <w:rPr>
-          <w:rFonts w:ascii="Arial" w:hAnsi="Arial" w:eastAsia="Arial" w:cs="Arial"/>
-          <w:b w:val="0"/>
-          <w:color w:val="000000"/>
-          <w:sz w:val="20"/>
-          <w:u w:val="none"/>
-        </w:rPr>
-        <w:t>3. Revoking consent stops data collection.</w:t>
-      </w:r>
-    </w:p>
-    <w:p>
-      <w:pPr>
-        <w:spacing w:before="0" w:after="40"/>
-        <w:ind w:left="360" w:hanging="240"/>
-      </w:pPr>
-      <w:r>
-        <w:rPr>
-          <w:rFonts w:ascii="Arial" w:hAnsi="Arial" w:eastAsia="Arial" w:cs="Arial"/>
-          <w:b w:val="0"/>
-          <w:color w:val="000000"/>
-          <w:sz w:val="20"/>
-          <w:u w:val="none"/>
-        </w:rPr>
-        <w:t>4. The consent state persists across browser sessions.</w:t>
-      </w:r>
-    </w:p>
-    <w:p>
-      <w:pPr>
-        <w:spacing w:before="120" w:after="60"/>
-      </w:pPr>
-      <w:r>
-        <w:rPr>
-          <w:rFonts w:ascii="Arial" w:hAnsi="Arial" w:eastAsia="Arial" w:cs="Arial"/>
-          <w:b/>
-          <w:color w:val="001EFF"/>
-          <w:sz w:val="22"/>
-          <w:u w:val="none"/>
-        </w:rPr>
-        <w:t>7.2.Preference UI shows logger status and allows enabling/disabling</w:t>
-      </w:r>
-    </w:p>
-    <w:p>
-      <w:pPr>
-        <w:spacing w:before="0" w:after="80"/>
-      </w:pPr>
-      <w:r>
-        <w:rPr>
-          <w:rFonts w:ascii="Arial" w:hAnsi="Arial" w:eastAsia="Arial" w:cs="Arial"/>
-          <w:b/>
-          <w:color w:val="000000"/>
-          <w:sz w:val="20"/>
-          <w:u w:val="none"/>
-        </w:rPr>
-        <w:t>Prerequisite(s):</w:t>
-      </w:r>
-    </w:p>
-    <w:p>
-      <w:pPr>
-        <w:spacing w:before="0" w:after="40"/>
-        <w:ind w:left="360" w:hanging="240"/>
-      </w:pPr>
-      <w:r>
-        <w:rPr>
-          <w:rFonts w:ascii="Arial" w:hAnsi="Arial" w:eastAsia="Arial" w:cs="Arial"/>
-          <w:b w:val="0"/>
-          <w:color w:val="000000"/>
-          <w:sz w:val="20"/>
-          <w:u w:val="none"/>
-        </w:rPr>
-        <w:t>1. The build containing the HERO-68555 diagnostic logger is deployed to the TMS environment.</w:t>
-      </w:r>
-    </w:p>
-    <w:p>
-      <w:pPr>
-        <w:spacing w:before="0" w:after="40"/>
-        <w:ind w:left="360" w:hanging="240"/>
-      </w:pPr>
-      <w:r>
-        <w:rPr>
-          <w:rFonts w:ascii="Arial" w:hAnsi="Arial" w:eastAsia="Arial" w:cs="Arial"/>
-          <w:b w:val="0"/>
-          <w:color w:val="000000"/>
-          <w:sz w:val="20"/>
-          <w:u w:val="none"/>
-        </w:rPr>
-        <w:t>2. The Preference UI is accessible and consent has been granted.</w:t>
-      </w:r>
-    </w:p>
-    <w:p>
-      <w:pPr>
-        <w:spacing w:before="0" w:after="80"/>
-      </w:pPr>
-      <w:r>
-        <w:rPr>
-          <w:rFonts w:ascii="Arial" w:hAnsi="Arial" w:eastAsia="Arial" w:cs="Arial"/>
-          <w:b/>
-          <w:color w:val="000000"/>
-          <w:sz w:val="20"/>
-          <w:u w:val="none"/>
-        </w:rPr>
-        <w:t>Step(s):</w:t>
-      </w:r>
-    </w:p>
-    <w:p>
-      <w:pPr>
-        <w:spacing w:before="0" w:after="40"/>
-        <w:ind w:left="360" w:hanging="240"/>
-      </w:pPr>
-      <w:r>
-        <w:rPr>
-          <w:rFonts w:ascii="Arial" w:hAnsi="Arial" w:eastAsia="Arial" w:cs="Arial"/>
-          <w:b w:val="0"/>
-          <w:color w:val="000000"/>
-          <w:sz w:val="20"/>
-          <w:u w:val="none"/>
-        </w:rPr>
-        <w:t>1. Open the Preference UI.</w:t>
-      </w:r>
-    </w:p>
-    <w:p>
-      <w:pPr>
-        <w:spacing w:before="0" w:after="40"/>
-        <w:ind w:left="360" w:hanging="240"/>
-      </w:pPr>
-      <w:r>
-        <w:rPr>
-          <w:rFonts w:ascii="Arial" w:hAnsi="Arial" w:eastAsia="Arial" w:cs="Arial"/>
-          <w:b w:val="0"/>
-          <w:color w:val="000000"/>
-          <w:sz w:val="20"/>
-          <w:u w:val="none"/>
-        </w:rPr>
-        <w:t>2. Verify the logger status is displayed (e.g., enabled, collecting, storage size).</w:t>
-      </w:r>
-    </w:p>
-    <w:p>
-      <w:pPr>
-        <w:spacing w:before="0" w:after="40"/>
-        <w:ind w:left="360" w:hanging="240"/>
-      </w:pPr>
-      <w:r>
-        <w:rPr>
-          <w:rFonts w:ascii="Arial" w:hAnsi="Arial" w:eastAsia="Arial" w:cs="Arial"/>
-          <w:b w:val="0"/>
-          <w:color w:val="000000"/>
-          <w:sz w:val="20"/>
-          <w:u w:val="none"/>
-        </w:rPr>
-        <w:t>3. Disable the logger and verify data collection stops.</w:t>
-      </w:r>
-    </w:p>
-    <w:p>
-      <w:pPr>
-        <w:spacing w:before="0" w:after="40"/>
-        <w:ind w:left="360" w:hanging="240"/>
-      </w:pPr>
-      <w:r>
-        <w:rPr>
-          <w:rFonts w:ascii="Arial" w:hAnsi="Arial" w:eastAsia="Arial" w:cs="Arial"/>
-          <w:b w:val="0"/>
-          <w:color w:val="000000"/>
-          <w:sz w:val="20"/>
-          <w:u w:val="none"/>
-        </w:rPr>
-        <w:t>4. Enable the logger and verify data collection resumes.</w:t>
-      </w:r>
-    </w:p>
-    <w:p>
-      <w:pPr>
-        <w:spacing w:before="0" w:after="80"/>
-      </w:pPr>
-      <w:r>
-        <w:rPr>
-          <w:rFonts w:ascii="Arial" w:hAnsi="Arial" w:eastAsia="Arial" w:cs="Arial"/>
-          <w:b/>
-          <w:color w:val="000000"/>
-          <w:sz w:val="20"/>
-          <w:u w:val="none"/>
-        </w:rPr>
-        <w:t>Test Result(s):</w:t>
-      </w:r>
-    </w:p>
-    <w:p>
-      <w:pPr>
-        <w:spacing w:before="0" w:after="40"/>
-        <w:ind w:left="360" w:hanging="240"/>
-      </w:pPr>
-      <w:r>
-        <w:rPr>
-          <w:rFonts w:ascii="Arial" w:hAnsi="Arial" w:eastAsia="Arial" w:cs="Arial"/>
-          <w:b w:val="0"/>
-          <w:color w:val="000000"/>
-          <w:sz w:val="20"/>
-          <w:u w:val="none"/>
-        </w:rPr>
-        <w:t>1. The Preference UI displays the current logger status (enabled/disabled, storage usage).</w:t>
-      </w:r>
-    </w:p>
-    <w:p>
-      <w:pPr>
-        <w:spacing w:before="0" w:after="40"/>
-        <w:ind w:left="360" w:hanging="240"/>
-      </w:pPr>
-      <w:r>
-        <w:rPr>
-          <w:rFonts w:ascii="Arial" w:hAnsi="Arial" w:eastAsia="Arial" w:cs="Arial"/>
-          <w:b w:val="0"/>
-          <w:color w:val="000000"/>
-          <w:sz w:val="20"/>
-          <w:u w:val="none"/>
-        </w:rPr>
-        <w:t>2. Disabling the logger stops data collection.</w:t>
-      </w:r>
-    </w:p>
-    <w:p>
-      <w:pPr>
-        <w:spacing w:before="0" w:after="40"/>
-        <w:ind w:left="360" w:hanging="240"/>
-      </w:pPr>
-      <w:r>
-        <w:rPr>
-          <w:rFonts w:ascii="Arial" w:hAnsi="Arial" w:eastAsia="Arial" w:cs="Arial"/>
-          <w:b w:val="0"/>
-          <w:color w:val="000000"/>
-          <w:sz w:val="20"/>
-          <w:u w:val="none"/>
-        </w:rPr>
-        <w:t>3. Enabling the logger resumes data collection.</w:t>
-      </w:r>
-    </w:p>
-    <w:p>
-      <w:pPr>
-        <w:spacing w:before="0" w:after="40"/>
-        <w:ind w:left="360" w:hanging="240"/>
-      </w:pPr>
-      <w:r>
-        <w:rPr>
-          <w:rFonts w:ascii="Arial" w:hAnsi="Arial" w:eastAsia="Arial" w:cs="Arial"/>
-          <w:b w:val="0"/>
-          <w:color w:val="000000"/>
-          <w:sz w:val="20"/>
-          <w:u w:val="none"/>
-        </w:rPr>
-        <w:t>4. The enabled/disabled state is persisted.</w:t>
-      </w:r>
-    </w:p>
-    <w:p>
-      <w:pPr>
-        <w:spacing w:before="120" w:after="60"/>
-      </w:pPr>
-      <w:r>
-        <w:rPr>
-          <w:rFonts w:ascii="Arial" w:hAnsi="Arial" w:eastAsia="Arial" w:cs="Arial"/>
-          <w:b/>
-          <w:color w:val="001EFF"/>
-          <w:sz w:val="22"/>
-          <w:u w:val="none"/>
-        </w:rPr>
-        <w:t>7.3.Preference UI allows manual log upload</w:t>
-      </w:r>
-    </w:p>
-    <w:p>
-      <w:pPr>
-        <w:spacing w:before="0" w:after="80"/>
-      </w:pPr>
-      <w:r>
-        <w:rPr>
-          <w:rFonts w:ascii="Arial" w:hAnsi="Arial" w:eastAsia="Arial" w:cs="Arial"/>
-          <w:b/>
-          <w:color w:val="000000"/>
-          <w:sz w:val="20"/>
-          <w:u w:val="none"/>
-        </w:rPr>
-        <w:t>Prerequisite(s):</w:t>
-      </w:r>
-    </w:p>
-    <w:p>
-      <w:pPr>
-        <w:spacing w:before="0" w:after="40"/>
-        <w:ind w:left="360" w:hanging="240"/>
-      </w:pPr>
-      <w:r>
-        <w:rPr>
-          <w:rFonts w:ascii="Arial" w:hAnsi="Arial" w:eastAsia="Arial" w:cs="Arial"/>
-          <w:b w:val="0"/>
-          <w:color w:val="000000"/>
-          <w:sz w:val="20"/>
-          <w:u w:val="none"/>
-        </w:rPr>
-        <w:t>1. The build containing the HERO-68555 diagnostic logger is deployed to the TMS environment.</w:t>
-      </w:r>
-    </w:p>
-    <w:p>
-      <w:pPr>
-        <w:spacing w:before="0" w:after="40"/>
-        <w:ind w:left="360" w:hanging="240"/>
-      </w:pPr>
-      <w:r>
-        <w:rPr>
-          <w:rFonts w:ascii="Arial" w:hAnsi="Arial" w:eastAsia="Arial" w:cs="Arial"/>
-          <w:b w:val="0"/>
-          <w:color w:val="000000"/>
-          <w:sz w:val="20"/>
-          <w:u w:val="none"/>
-        </w:rPr>
-        <w:t>2. Consent has been granted and the logger has collected some data.</w:t>
-      </w:r>
-    </w:p>
-    <w:p>
-      <w:pPr>
-        <w:spacing w:before="0" w:after="40"/>
-        <w:ind w:left="360" w:hanging="240"/>
-      </w:pPr>
-      <w:r>
-        <w:rPr>
-          <w:rFonts w:ascii="Arial" w:hAnsi="Arial" w:eastAsia="Arial" w:cs="Arial"/>
-          <w:b w:val="0"/>
-          <w:color w:val="000000"/>
-          <w:sz w:val="20"/>
-          <w:u w:val="none"/>
-        </w:rPr>
-        <w:t>3. The existing logs endpoint is reachable.</w:t>
-      </w:r>
-    </w:p>
-    <w:p>
-      <w:pPr>
-        <w:spacing w:before="0" w:after="80"/>
-      </w:pPr>
-      <w:r>
-        <w:rPr>
-          <w:rFonts w:ascii="Arial" w:hAnsi="Arial" w:eastAsia="Arial" w:cs="Arial"/>
-          <w:b/>
-          <w:color w:val="000000"/>
-          <w:sz w:val="20"/>
-          <w:u w:val="none"/>
-        </w:rPr>
-        <w:t>Step(s):</w:t>
-      </w:r>
-    </w:p>
-    <w:p>
-      <w:pPr>
-        <w:spacing w:before="0" w:after="40"/>
-        <w:ind w:left="360" w:hanging="240"/>
-      </w:pPr>
-      <w:r>
-        <w:rPr>
-          <w:rFonts w:ascii="Arial" w:hAnsi="Arial" w:eastAsia="Arial" w:cs="Arial"/>
-          <w:b w:val="0"/>
-          <w:color w:val="000000"/>
-          <w:sz w:val="20"/>
-          <w:u w:val="none"/>
-        </w:rPr>
-        <w:t>1. Open the Preference UI.</w:t>
-      </w:r>
-    </w:p>
-    <w:p>
-      <w:pPr>
-        <w:spacing w:before="0" w:after="40"/>
-        <w:ind w:left="360" w:hanging="240"/>
-      </w:pPr>
-      <w:r>
-        <w:rPr>
-          <w:rFonts w:ascii="Arial" w:hAnsi="Arial" w:eastAsia="Arial" w:cs="Arial"/>
-          <w:b w:val="0"/>
-          <w:color w:val="000000"/>
-          <w:sz w:val="20"/>
-          <w:u w:val="none"/>
-        </w:rPr>
-        <w:t>2. Click the "Upload" button to manually upload the collected logs.</w:t>
-      </w:r>
-    </w:p>
-    <w:p>
-      <w:pPr>
-        <w:spacing w:before="0" w:after="40"/>
-        <w:ind w:left="360" w:hanging="240"/>
-      </w:pPr>
-      <w:r>
-        <w:rPr>
-          <w:rFonts w:ascii="Arial" w:hAnsi="Arial" w:eastAsia="Arial" w:cs="Arial"/>
-          <w:b w:val="0"/>
-          <w:color w:val="000000"/>
-          <w:sz w:val="20"/>
-          <w:u w:val="none"/>
-        </w:rPr>
-        <w:t>3. Verify the upload request is sent to the existing logs endpoint.</w:t>
-      </w:r>
-    </w:p>
-    <w:p>
-      <w:pPr>
-        <w:spacing w:before="0" w:after="40"/>
-        <w:ind w:left="360" w:hanging="240"/>
-      </w:pPr>
-      <w:r>
-        <w:rPr>
-          <w:rFonts w:ascii="Arial" w:hAnsi="Arial" w:eastAsia="Arial" w:cs="Arial"/>
-          <w:b w:val="0"/>
-          <w:color w:val="000000"/>
-          <w:sz w:val="20"/>
-          <w:u w:val="none"/>
-        </w:rPr>
-        <w:t>4. Verify the logs are uploaded successfully.</w:t>
-      </w:r>
-    </w:p>
-    <w:p>
-      <w:pPr>
-        <w:spacing w:before="0" w:after="80"/>
-      </w:pPr>
-      <w:r>
-        <w:rPr>
-          <w:rFonts w:ascii="Arial" w:hAnsi="Arial" w:eastAsia="Arial" w:cs="Arial"/>
-          <w:b/>
-          <w:color w:val="000000"/>
-          <w:sz w:val="20"/>
-          <w:u w:val="none"/>
-        </w:rPr>
-        <w:t>Test Result(s):</w:t>
-      </w:r>
-    </w:p>
-    <w:p>
-      <w:pPr>
-        <w:spacing w:before="0" w:after="40"/>
-        <w:ind w:left="360" w:hanging="240"/>
-      </w:pPr>
-      <w:r>
-        <w:rPr>
-          <w:rFonts w:ascii="Arial" w:hAnsi="Arial" w:eastAsia="Arial" w:cs="Arial"/>
-          <w:b w:val="0"/>
-          <w:color w:val="000000"/>
-          <w:sz w:val="20"/>
-          <w:u w:val="none"/>
-        </w:rPr>
-        <w:t>1. The Preference UI allows manual log upload via the "Upload" button.</w:t>
-      </w:r>
-    </w:p>
-    <w:p>
-      <w:pPr>
-        <w:spacing w:before="0" w:after="40"/>
-        <w:ind w:left="360" w:hanging="240"/>
-      </w:pPr>
-      <w:r>
-        <w:rPr>
-          <w:rFonts w:ascii="Arial" w:hAnsi="Arial" w:eastAsia="Arial" w:cs="Arial"/>
-          <w:b w:val="0"/>
-          <w:color w:val="000000"/>
-          <w:sz w:val="20"/>
-          <w:u w:val="none"/>
-        </w:rPr>
-        <w:t>2. The upload reuses the existing logs endpoint (no new gzip endpoint).</w:t>
-      </w:r>
-    </w:p>
-    <w:p>
-      <w:pPr>
-        <w:spacing w:before="0" w:after="40"/>
-        <w:ind w:left="360" w:hanging="240"/>
-      </w:pPr>
-      <w:r>
-        <w:rPr>
-          <w:rFonts w:ascii="Arial" w:hAnsi="Arial" w:eastAsia="Arial" w:cs="Arial"/>
-          <w:b w:val="0"/>
-          <w:color w:val="000000"/>
-          <w:sz w:val="20"/>
-          <w:u w:val="none"/>
-        </w:rPr>
-        <w:t>3. The logs are uploaded successfully.</w:t>
-      </w:r>
-    </w:p>
-    <w:p>
-      <w:pPr>
-        <w:spacing w:before="0" w:after="40"/>
-        <w:ind w:left="360" w:hanging="240"/>
-      </w:pPr>
-      <w:r>
-        <w:rPr>
-          <w:rFonts w:ascii="Arial" w:hAnsi="Arial" w:eastAsia="Arial" w:cs="Arial"/>
-          <w:b w:val="0"/>
-          <w:color w:val="000000"/>
-          <w:sz w:val="20"/>
-          <w:u w:val="none"/>
-        </w:rPr>
-        <w:t>4. A confirmation or status message is shown after upload.</w:t>
-      </w:r>
-    </w:p>
-    <w:p>
-      <w:pPr>
-        <w:spacing w:before="120" w:after="60"/>
-      </w:pPr>
-      <w:r>
-        <w:rPr>
-          <w:rFonts w:ascii="Arial" w:hAnsi="Arial" w:eastAsia="Arial" w:cs="Arial"/>
-          <w:b/>
-          <w:color w:val="001EFF"/>
-          <w:sz w:val="22"/>
-          <w:u w:val="none"/>
-        </w:rPr>
-        <w:t>7.4.Preference UI allows clearing stored logs</w:t>
-      </w:r>
-    </w:p>
-    <w:p>
-      <w:pPr>
-        <w:spacing w:before="0" w:after="80"/>
-      </w:pPr>
-      <w:r>
-        <w:rPr>
-          <w:rFonts w:ascii="Arial" w:hAnsi="Arial" w:eastAsia="Arial" w:cs="Arial"/>
-          <w:b/>
-          <w:color w:val="000000"/>
-          <w:sz w:val="20"/>
-          <w:u w:val="none"/>
-        </w:rPr>
-        <w:t>Prerequisite(s):</w:t>
-      </w:r>
-    </w:p>
-    <w:p>
-      <w:pPr>
-        <w:spacing w:before="0" w:after="40"/>
-        <w:ind w:left="360" w:hanging="240"/>
-      </w:pPr>
-      <w:r>
-        <w:rPr>
-          <w:rFonts w:ascii="Arial" w:hAnsi="Arial" w:eastAsia="Arial" w:cs="Arial"/>
-          <w:b w:val="0"/>
-          <w:color w:val="000000"/>
-          <w:sz w:val="20"/>
-          <w:u w:val="none"/>
-        </w:rPr>
-        <w:t>1. The build containing the HERO-68555 diagnostic logger is deployed to the TMS environment.</w:t>
-      </w:r>
-    </w:p>
-    <w:p>
-      <w:pPr>
-        <w:spacing w:before="0" w:after="40"/>
-        <w:ind w:left="360" w:hanging="240"/>
-      </w:pPr>
-      <w:r>
-        <w:rPr>
-          <w:rFonts w:ascii="Arial" w:hAnsi="Arial" w:eastAsia="Arial" w:cs="Arial"/>
-          <w:b w:val="0"/>
-          <w:color w:val="000000"/>
-          <w:sz w:val="20"/>
-          <w:u w:val="none"/>
-        </w:rPr>
-        <w:t>2. Consent has been granted and the logger has collected some data in IndexedDB.</w:t>
-      </w:r>
-    </w:p>
-    <w:p>
-      <w:pPr>
-        <w:spacing w:before="0" w:after="80"/>
-      </w:pPr>
-      <w:r>
-        <w:rPr>
-          <w:rFonts w:ascii="Arial" w:hAnsi="Arial" w:eastAsia="Arial" w:cs="Arial"/>
-          <w:b/>
-          <w:color w:val="000000"/>
-          <w:sz w:val="20"/>
-          <w:u w:val="none"/>
-        </w:rPr>
-        <w:t>Step(s):</w:t>
-      </w:r>
-    </w:p>
-    <w:p>
-      <w:pPr>
-        <w:spacing w:before="0" w:after="40"/>
-        <w:ind w:left="360" w:hanging="240"/>
-      </w:pPr>
-      <w:r>
-        <w:rPr>
-          <w:rFonts w:ascii="Arial" w:hAnsi="Arial" w:eastAsia="Arial" w:cs="Arial"/>
-          <w:b w:val="0"/>
-          <w:color w:val="000000"/>
-          <w:sz w:val="20"/>
-          <w:u w:val="none"/>
-        </w:rPr>
-        <w:t>1. Open the Preference UI.</w:t>
-      </w:r>
-    </w:p>
-    <w:p>
-      <w:pPr>
-        <w:spacing w:before="0" w:after="40"/>
-        <w:ind w:left="360" w:hanging="240"/>
-      </w:pPr>
-      <w:r>
-        <w:rPr>
-          <w:rFonts w:ascii="Arial" w:hAnsi="Arial" w:eastAsia="Arial" w:cs="Arial"/>
-          <w:b w:val="0"/>
-          <w:color w:val="000000"/>
-          <w:sz w:val="20"/>
-          <w:u w:val="none"/>
-        </w:rPr>
-        <w:t>2. Click the "Clear" button to clear all stored logs.</w:t>
-      </w:r>
-    </w:p>
-    <w:p>
-      <w:pPr>
-        <w:spacing w:before="0" w:after="40"/>
-        <w:ind w:left="360" w:hanging="240"/>
-      </w:pPr>
-      <w:r>
-        <w:rPr>
-          <w:rFonts w:ascii="Arial" w:hAnsi="Arial" w:eastAsia="Arial" w:cs="Arial"/>
-          <w:b w:val="0"/>
-          <w:color w:val="000000"/>
-          <w:sz w:val="20"/>
-          <w:u w:val="none"/>
-        </w:rPr>
-        <w:t>3. Verify the IndexedDB store is emptied.</w:t>
-      </w:r>
-    </w:p>
-    <w:p>
-      <w:pPr>
-        <w:spacing w:before="0" w:after="80"/>
-      </w:pPr>
-      <w:r>
-        <w:rPr>
-          <w:rFonts w:ascii="Arial" w:hAnsi="Arial" w:eastAsia="Arial" w:cs="Arial"/>
-          <w:b/>
-          <w:color w:val="000000"/>
-          <w:sz w:val="20"/>
-          <w:u w:val="none"/>
-        </w:rPr>
-        <w:t>Test Result(s):</w:t>
-      </w:r>
-    </w:p>
-    <w:p>
-      <w:pPr>
-        <w:spacing w:before="0" w:after="40"/>
-        <w:ind w:left="360" w:hanging="240"/>
-      </w:pPr>
-      <w:r>
-        <w:rPr>
-          <w:rFonts w:ascii="Arial" w:hAnsi="Arial" w:eastAsia="Arial" w:cs="Arial"/>
-          <w:b w:val="0"/>
-          <w:color w:val="000000"/>
-          <w:sz w:val="20"/>
-          <w:u w:val="none"/>
-        </w:rPr>
-        <w:t>1. The Preference UI allows clearing all stored logs via the "Clear" button.</w:t>
-      </w:r>
-    </w:p>
-    <w:p>
-      <w:pPr>
-        <w:spacing w:before="0" w:after="40"/>
-        <w:ind w:left="360" w:hanging="240"/>
-      </w:pPr>
-      <w:r>
-        <w:rPr>
-          <w:rFonts w:ascii="Arial" w:hAnsi="Arial" w:eastAsia="Arial" w:cs="Arial"/>
-          <w:b w:val="0"/>
-          <w:color w:val="000000"/>
-          <w:sz w:val="20"/>
-          <w:u w:val="none"/>
-        </w:rPr>
-        <w:t>2. The IndexedDB store is emptied after clearing.</w:t>
-      </w:r>
-    </w:p>
-    <w:p>
-      <w:pPr>
-        <w:spacing w:before="0" w:after="40"/>
-        <w:ind w:left="360" w:hanging="240"/>
-      </w:pPr>
-      <w:r>
-        <w:rPr>
-          <w:rFonts w:ascii="Arial" w:hAnsi="Arial" w:eastAsia="Arial" w:cs="Arial"/>
-          <w:b w:val="0"/>
-          <w:color w:val="000000"/>
-          <w:sz w:val="20"/>
-          <w:u w:val="none"/>
-        </w:rPr>
-        <w:t>3. New events continue to be collected after clearing if the logger is still enabled.</w:t>
-      </w:r>
-    </w:p>
-    <w:p>
-      <w:pPr>
-        <w:spacing w:before="160" w:after="80"/>
-      </w:pPr>
-      <w:r>
-        <w:rPr>
-          <w:rFonts w:ascii="Arial" w:hAnsi="Arial" w:eastAsia="Arial" w:cs="Arial"/>
-          <w:b/>
-          <w:color w:val="001EFF"/>
-          <w:sz w:val="24"/>
-          <w:u w:val="none"/>
-        </w:rPr>
-        <w:t>8.Performance Hardening - Eviction Strategy</w:t>
-      </w:r>
-    </w:p>
-    <w:p>
-      <w:pPr>
-        <w:spacing w:before="120" w:after="60"/>
-      </w:pPr>
-      <w:r>
-        <w:rPr>
-          <w:rFonts w:ascii="Arial" w:hAnsi="Arial" w:eastAsia="Arial" w:cs="Arial"/>
-          <w:b/>
-          <w:color w:val="001EFF"/>
-          <w:sz w:val="22"/>
-          <w:u w:val="none"/>
-        </w:rPr>
-        <w:t>8.1.Eviction does not run on every flush</w:t>
-      </w:r>
-    </w:p>
-    <w:p>
-      <w:pPr>
-        <w:spacing w:before="0" w:after="80"/>
-      </w:pPr>
-      <w:r>
-        <w:rPr>
-          <w:rFonts w:ascii="Arial" w:hAnsi="Arial" w:eastAsia="Arial" w:cs="Arial"/>
-          <w:b/>
-          <w:color w:val="000000"/>
-          <w:sz w:val="20"/>
-          <w:u w:val="none"/>
-        </w:rPr>
-        <w:t>Prerequisite(s):</w:t>
-      </w:r>
-    </w:p>
-    <w:p>
-      <w:pPr>
-        <w:spacing w:before="0" w:after="40"/>
-        <w:ind w:left="360" w:hanging="240"/>
-      </w:pPr>
-      <w:r>
-        <w:rPr>
-          <w:rFonts w:ascii="Arial" w:hAnsi="Arial" w:eastAsia="Arial" w:cs="Arial"/>
-          <w:b w:val="0"/>
-          <w:color w:val="000000"/>
-          <w:sz w:val="20"/>
-          <w:u w:val="none"/>
-        </w:rPr>
-        <w:t>1. The build containing the HERO-68555 diagnostic logger is deployed to the TMS environment.</w:t>
-      </w:r>
-    </w:p>
-    <w:p>
-      <w:pPr>
-        <w:spacing w:before="0" w:after="40"/>
-        <w:ind w:left="360" w:hanging="240"/>
-      </w:pPr>
-      <w:r>
-        <w:rPr>
-          <w:rFonts w:ascii="Arial" w:hAnsi="Arial" w:eastAsia="Arial" w:cs="Arial"/>
-          <w:b w:val="0"/>
-          <w:color w:val="000000"/>
-          <w:sz w:val="20"/>
-          <w:u w:val="none"/>
-        </w:rPr>
-        <w:t>2. Consent has been granted and the logger is enabled.</w:t>
-      </w:r>
-    </w:p>
-    <w:p>
-      <w:pPr>
-        <w:spacing w:before="0" w:after="80"/>
-      </w:pPr>
-      <w:r>
-        <w:rPr>
-          <w:rFonts w:ascii="Arial" w:hAnsi="Arial" w:eastAsia="Arial" w:cs="Arial"/>
-          <w:b/>
-          <w:color w:val="000000"/>
-          <w:sz w:val="20"/>
-          <w:u w:val="none"/>
-        </w:rPr>
-        <w:t>Step(s):</w:t>
-      </w:r>
-    </w:p>
-    <w:p>
-      <w:pPr>
-        <w:spacing w:before="0" w:after="40"/>
-        <w:ind w:left="360" w:hanging="240"/>
-      </w:pPr>
-      <w:r>
-        <w:rPr>
-          <w:rFonts w:ascii="Arial" w:hAnsi="Arial" w:eastAsia="Arial" w:cs="Arial"/>
-          <w:b w:val="0"/>
-          <w:color w:val="000000"/>
-          <w:sz w:val="20"/>
-          <w:u w:val="none"/>
-        </w:rPr>
-        <w:t>1. Load TMS Operation and perform multiple user actions that trigger log flushes.</w:t>
-      </w:r>
-    </w:p>
-    <w:p>
-      <w:pPr>
-        <w:spacing w:before="0" w:after="40"/>
-        <w:ind w:left="360" w:hanging="240"/>
-      </w:pPr>
-      <w:r>
-        <w:rPr>
-          <w:rFonts w:ascii="Arial" w:hAnsi="Arial" w:eastAsia="Arial" w:cs="Arial"/>
-          <w:b w:val="0"/>
-          <w:color w:val="000000"/>
-          <w:sz w:val="20"/>
-          <w:u w:val="none"/>
-        </w:rPr>
-        <w:t>2. Monitor the eviction behavior during each flush.</w:t>
-      </w:r>
-    </w:p>
-    <w:p>
-      <w:pPr>
-        <w:spacing w:before="0" w:after="40"/>
-        <w:ind w:left="360" w:hanging="240"/>
-      </w:pPr>
-      <w:r>
-        <w:rPr>
-          <w:rFonts w:ascii="Arial" w:hAnsi="Arial" w:eastAsia="Arial" w:cs="Arial"/>
-          <w:b w:val="0"/>
-          <w:color w:val="000000"/>
-          <w:sz w:val="20"/>
-          <w:u w:val="none"/>
-        </w:rPr>
-        <w:t>3. Verify the full-store eviction does not run on every flush.</w:t>
-      </w:r>
-    </w:p>
-    <w:p>
-      <w:pPr>
-        <w:spacing w:before="0" w:after="80"/>
-      </w:pPr>
-      <w:r>
-        <w:rPr>
-          <w:rFonts w:ascii="Arial" w:hAnsi="Arial" w:eastAsia="Arial" w:cs="Arial"/>
-          <w:b/>
-          <w:color w:val="000000"/>
-          <w:sz w:val="20"/>
-          <w:u w:val="none"/>
-        </w:rPr>
-        <w:t>Test Result(s):</w:t>
-      </w:r>
-    </w:p>
-    <w:p>
-      <w:pPr>
-        <w:spacing w:before="0" w:after="40"/>
-        <w:ind w:left="360" w:hanging="240"/>
-      </w:pPr>
-      <w:r>
-        <w:rPr>
-          <w:rFonts w:ascii="Arial" w:hAnsi="Arial" w:eastAsia="Arial" w:cs="Arial"/>
-          <w:b w:val="0"/>
-          <w:color w:val="000000"/>
-          <w:sz w:val="20"/>
-          <w:u w:val="none"/>
-        </w:rPr>
-        <w:t>1. The full-store eviction does not run on every flush.</w:t>
-      </w:r>
-    </w:p>
-    <w:p>
-      <w:pPr>
-        <w:spacing w:before="0" w:after="40"/>
-        <w:ind w:left="360" w:hanging="240"/>
-      </w:pPr>
-      <w:r>
-        <w:rPr>
-          <w:rFonts w:ascii="Arial" w:hAnsi="Arial" w:eastAsia="Arial" w:cs="Arial"/>
-          <w:b w:val="0"/>
-          <w:color w:val="000000"/>
-          <w:sz w:val="20"/>
-          <w:u w:val="none"/>
-        </w:rPr>
-        <w:t>2. Eviction only runs on init, at a 5-minute interval, pre-upload, or on throttled overflow.</w:t>
-      </w:r>
-    </w:p>
-    <w:p>
-      <w:pPr>
-        <w:spacing w:before="0" w:after="40"/>
-        <w:ind w:left="360" w:hanging="240"/>
-      </w:pPr>
-      <w:r>
-        <w:rPr>
-          <w:rFonts w:ascii="Arial" w:hAnsi="Arial" w:eastAsia="Arial" w:cs="Arial"/>
-          <w:b w:val="0"/>
-          <w:color w:val="000000"/>
-          <w:sz w:val="20"/>
-          <w:u w:val="none"/>
-        </w:rPr>
-        <w:t>3. Performance is not degraded by frequent evictions during normal usage.</w:t>
-      </w:r>
-    </w:p>
-    <w:p>
-      <w:pPr>
-        <w:spacing w:before="120" w:after="60"/>
-      </w:pPr>
-      <w:r>
-        <w:rPr>
-          <w:rFonts w:ascii="Arial" w:hAnsi="Arial" w:eastAsia="Arial" w:cs="Arial"/>
-          <w:b/>
-          <w:color w:val="001EFF"/>
-          <w:sz w:val="22"/>
-          <w:u w:val="none"/>
-        </w:rPr>
-        <w:t>8.2.Eviction runs on init, 5-minute interval, pre-upload, and throttled overflow</w:t>
-      </w:r>
-    </w:p>
-    <w:p>
-      <w:pPr>
-        <w:spacing w:before="0" w:after="80"/>
-      </w:pPr>
-      <w:r>
-        <w:rPr>
-          <w:rFonts w:ascii="Arial" w:hAnsi="Arial" w:eastAsia="Arial" w:cs="Arial"/>
-          <w:b/>
-          <w:color w:val="000000"/>
-          <w:sz w:val="20"/>
-          <w:u w:val="none"/>
-        </w:rPr>
-        <w:t>Prerequisite(s):</w:t>
-      </w:r>
-    </w:p>
-    <w:p>
-      <w:pPr>
-        <w:spacing w:before="0" w:after="40"/>
-        <w:ind w:left="360" w:hanging="240"/>
-      </w:pPr>
-      <w:r>
-        <w:rPr>
-          <w:rFonts w:ascii="Arial" w:hAnsi="Arial" w:eastAsia="Arial" w:cs="Arial"/>
-          <w:b w:val="0"/>
-          <w:color w:val="000000"/>
-          <w:sz w:val="20"/>
-          <w:u w:val="none"/>
-        </w:rPr>
-        <w:t>1. The build containing the HERO-68555 diagnostic logger is deployed to the TMS environment.</w:t>
-      </w:r>
-    </w:p>
-    <w:p>
-      <w:pPr>
-        <w:spacing w:before="0" w:after="40"/>
-        <w:ind w:left="360" w:hanging="240"/>
-      </w:pPr>
-      <w:r>
-        <w:rPr>
-          <w:rFonts w:ascii="Arial" w:hAnsi="Arial" w:eastAsia="Arial" w:cs="Arial"/>
-          <w:b w:val="0"/>
-          <w:color w:val="000000"/>
-          <w:sz w:val="20"/>
-          <w:u w:val="none"/>
-        </w:rPr>
-        <w:t>2. Consent has been granted and the logger is enabled.</w:t>
-      </w:r>
-    </w:p>
-    <w:p>
-      <w:pPr>
-        <w:spacing w:before="0" w:after="40"/>
-        <w:ind w:left="360" w:hanging="240"/>
-      </w:pPr>
-      <w:r>
-        <w:rPr>
-          <w:rFonts w:ascii="Arial" w:hAnsi="Arial" w:eastAsia="Arial" w:cs="Arial"/>
-          <w:b w:val="0"/>
-          <w:color w:val="000000"/>
-          <w:sz w:val="20"/>
-          <w:u w:val="none"/>
-        </w:rPr>
-        <w:t>3. The store has reached a size that triggers eviction.</w:t>
-      </w:r>
-    </w:p>
-    <w:p>
-      <w:pPr>
-        <w:spacing w:before="0" w:after="80"/>
-      </w:pPr>
-      <w:r>
-        <w:rPr>
-          <w:rFonts w:ascii="Arial" w:hAnsi="Arial" w:eastAsia="Arial" w:cs="Arial"/>
-          <w:b/>
-          <w:color w:val="000000"/>
-          <w:sz w:val="20"/>
-          <w:u w:val="none"/>
-        </w:rPr>
-        <w:t>Step(s):</w:t>
-      </w:r>
-    </w:p>
-    <w:p>
-      <w:pPr>
-        <w:spacing w:before="0" w:after="40"/>
-        <w:ind w:left="360" w:hanging="240"/>
-      </w:pPr>
-      <w:r>
-        <w:rPr>
-          <w:rFonts w:ascii="Arial" w:hAnsi="Arial" w:eastAsia="Arial" w:cs="Arial"/>
-          <w:b w:val="0"/>
-          <w:color w:val="000000"/>
-          <w:sz w:val="20"/>
-          <w:u w:val="none"/>
-        </w:rPr>
-        <w:t>1. Load TMS Operation (init) and verify eviction runs on startup.</w:t>
-      </w:r>
-    </w:p>
-    <w:p>
-      <w:pPr>
-        <w:spacing w:before="0" w:after="40"/>
-        <w:ind w:left="360" w:hanging="240"/>
-      </w:pPr>
-      <w:r>
-        <w:rPr>
-          <w:rFonts w:ascii="Arial" w:hAnsi="Arial" w:eastAsia="Arial" w:cs="Arial"/>
-          <w:b w:val="0"/>
-          <w:color w:val="000000"/>
-          <w:sz w:val="20"/>
-          <w:u w:val="none"/>
-        </w:rPr>
-        <w:t>2. Wait 5 minutes and verify eviction runs at the interval.</w:t>
-      </w:r>
-    </w:p>
-    <w:p>
-      <w:pPr>
-        <w:spacing w:before="0" w:after="40"/>
-        <w:ind w:left="360" w:hanging="240"/>
-      </w:pPr>
-      <w:r>
-        <w:rPr>
-          <w:rFonts w:ascii="Arial" w:hAnsi="Arial" w:eastAsia="Arial" w:cs="Arial"/>
-          <w:b w:val="0"/>
-          <w:color w:val="000000"/>
-          <w:sz w:val="20"/>
-          <w:u w:val="none"/>
-        </w:rPr>
-        <w:t>3. Trigger a manual log upload and verify eviction runs pre-upload.</w:t>
-      </w:r>
-    </w:p>
-    <w:p>
-      <w:pPr>
-        <w:spacing w:before="0" w:after="40"/>
-        <w:ind w:left="360" w:hanging="240"/>
-      </w:pPr>
-      <w:r>
-        <w:rPr>
-          <w:rFonts w:ascii="Arial" w:hAnsi="Arial" w:eastAsia="Arial" w:cs="Arial"/>
-          <w:b w:val="0"/>
-          <w:color w:val="000000"/>
-          <w:sz w:val="20"/>
-          <w:u w:val="none"/>
-        </w:rPr>
-        <w:t>4. Fill the store to overflow and verify throttled eviction runs.</w:t>
-      </w:r>
-    </w:p>
-    <w:p>
-      <w:pPr>
-        <w:spacing w:before="0" w:after="80"/>
-      </w:pPr>
-      <w:r>
-        <w:rPr>
-          <w:rFonts w:ascii="Arial" w:hAnsi="Arial" w:eastAsia="Arial" w:cs="Arial"/>
-          <w:b/>
-          <w:color w:val="000000"/>
-          <w:sz w:val="20"/>
-          <w:u w:val="none"/>
-        </w:rPr>
-        <w:t>Test Result(s):</w:t>
-      </w:r>
-    </w:p>
-    <w:p>
-      <w:pPr>
-        <w:spacing w:before="0" w:after="40"/>
-        <w:ind w:left="360" w:hanging="240"/>
-      </w:pPr>
-      <w:r>
-        <w:rPr>
-          <w:rFonts w:ascii="Arial" w:hAnsi="Arial" w:eastAsia="Arial" w:cs="Arial"/>
-          <w:b w:val="0"/>
-          <w:color w:val="000000"/>
-          <w:sz w:val="20"/>
-          <w:u w:val="none"/>
-        </w:rPr>
-        <w:t>1. Eviction runs on logger initialization.</w:t>
-      </w:r>
-    </w:p>
-    <w:p>
-      <w:pPr>
-        <w:spacing w:before="0" w:after="40"/>
-        <w:ind w:left="360" w:hanging="240"/>
-      </w:pPr>
-      <w:r>
-        <w:rPr>
-          <w:rFonts w:ascii="Arial" w:hAnsi="Arial" w:eastAsia="Arial" w:cs="Arial"/>
-          <w:b w:val="0"/>
-          <w:color w:val="000000"/>
-          <w:sz w:val="20"/>
-          <w:u w:val="none"/>
-        </w:rPr>
-        <w:t>2. Eviction runs at the 5-minute interval.</w:t>
-      </w:r>
-    </w:p>
-    <w:p>
-      <w:pPr>
-        <w:spacing w:before="0" w:after="40"/>
-        <w:ind w:left="360" w:hanging="240"/>
-      </w:pPr>
-      <w:r>
-        <w:rPr>
-          <w:rFonts w:ascii="Arial" w:hAnsi="Arial" w:eastAsia="Arial" w:cs="Arial"/>
-          <w:b w:val="0"/>
-          <w:color w:val="000000"/>
-          <w:sz w:val="20"/>
-          <w:u w:val="none"/>
-        </w:rPr>
-        <w:t>3. Eviction runs before a manual upload.</w:t>
-      </w:r>
-    </w:p>
-    <w:p>
-      <w:pPr>
-        <w:spacing w:before="0" w:after="40"/>
-        <w:ind w:left="360" w:hanging="240"/>
-      </w:pPr>
-      <w:r>
-        <w:rPr>
-          <w:rFonts w:ascii="Arial" w:hAnsi="Arial" w:eastAsia="Arial" w:cs="Arial"/>
-          <w:b w:val="0"/>
-          <w:color w:val="000000"/>
-          <w:sz w:val="20"/>
-          <w:u w:val="none"/>
-        </w:rPr>
-        <w:t>4. Throttled eviction runs when the store overflows, preventing unbounded growth.</w:t>
-      </w:r>
-    </w:p>
-    <w:p>
-      <w:pPr>
-        <w:spacing w:before="120" w:after="60"/>
-      </w:pPr>
-      <w:r>
-        <w:rPr>
-          <w:rFonts w:ascii="Arial" w:hAnsi="Arial" w:eastAsia="Arial" w:cs="Arial"/>
-          <w:b/>
-          <w:color w:val="001EFF"/>
-          <w:sz w:val="22"/>
-          <w:u w:val="none"/>
-        </w:rPr>
-        <w:t>8.3.Retention and size limits are enforced</w:t>
-      </w:r>
-    </w:p>
-    <w:p>
-      <w:pPr>
-        <w:spacing w:before="0" w:after="80"/>
-      </w:pPr>
-      <w:r>
-        <w:rPr>
-          <w:rFonts w:ascii="Arial" w:hAnsi="Arial" w:eastAsia="Arial" w:cs="Arial"/>
-          <w:b/>
-          <w:color w:val="000000"/>
-          <w:sz w:val="20"/>
-          <w:u w:val="none"/>
-        </w:rPr>
-        <w:t>Prerequisite(s):</w:t>
-      </w:r>
-    </w:p>
-    <w:p>
-      <w:pPr>
-        <w:spacing w:before="0" w:after="40"/>
-        <w:ind w:left="360" w:hanging="240"/>
-      </w:pPr>
-      <w:r>
-        <w:rPr>
-          <w:rFonts w:ascii="Arial" w:hAnsi="Arial" w:eastAsia="Arial" w:cs="Arial"/>
-          <w:b w:val="0"/>
-          <w:color w:val="000000"/>
-          <w:sz w:val="20"/>
-          <w:u w:val="none"/>
-        </w:rPr>
-        <w:t>1. The build containing the HERO-68555 diagnostic logger is deployed to the TMS environment.</w:t>
-      </w:r>
-    </w:p>
-    <w:p>
-      <w:pPr>
-        <w:spacing w:before="0" w:after="40"/>
-        <w:ind w:left="360" w:hanging="240"/>
-      </w:pPr>
-      <w:r>
-        <w:rPr>
-          <w:rFonts w:ascii="Arial" w:hAnsi="Arial" w:eastAsia="Arial" w:cs="Arial"/>
-          <w:b w:val="0"/>
-          <w:color w:val="000000"/>
-          <w:sz w:val="20"/>
-          <w:u w:val="none"/>
-        </w:rPr>
-        <w:t>2. Consent has been granted and the logger is enabled.</w:t>
-      </w:r>
-    </w:p>
-    <w:p>
-      <w:pPr>
-        <w:spacing w:before="0" w:after="80"/>
-      </w:pPr>
-      <w:r>
-        <w:rPr>
-          <w:rFonts w:ascii="Arial" w:hAnsi="Arial" w:eastAsia="Arial" w:cs="Arial"/>
-          <w:b/>
-          <w:color w:val="000000"/>
-          <w:sz w:val="20"/>
-          <w:u w:val="none"/>
-        </w:rPr>
-        <w:t>Step(s):</w:t>
-      </w:r>
-    </w:p>
-    <w:p>
-      <w:pPr>
-        <w:spacing w:before="0" w:after="40"/>
-        <w:ind w:left="360" w:hanging="240"/>
-      </w:pPr>
-      <w:r>
-        <w:rPr>
-          <w:rFonts w:ascii="Arial" w:hAnsi="Arial" w:eastAsia="Arial" w:cs="Arial"/>
-          <w:b w:val="0"/>
-          <w:color w:val="000000"/>
-          <w:sz w:val="20"/>
-          <w:u w:val="none"/>
-        </w:rPr>
-        <w:t>1. Generate a large volume of log events exceeding the retention/size limits.</w:t>
-      </w:r>
-    </w:p>
-    <w:p>
-      <w:pPr>
-        <w:spacing w:before="0" w:after="40"/>
-        <w:ind w:left="360" w:hanging="240"/>
-      </w:pPr>
-      <w:r>
-        <w:rPr>
-          <w:rFonts w:ascii="Arial" w:hAnsi="Arial" w:eastAsia="Arial" w:cs="Arial"/>
-          <w:b w:val="0"/>
-          <w:color w:val="000000"/>
-          <w:sz w:val="20"/>
-          <w:u w:val="none"/>
-        </w:rPr>
-        <w:t>2. Verify the oldest events are evicted when limits are exceeded.</w:t>
-      </w:r>
-    </w:p>
-    <w:p>
-      <w:pPr>
-        <w:spacing w:before="0" w:after="40"/>
-        <w:ind w:left="360" w:hanging="240"/>
-      </w:pPr>
-      <w:r>
-        <w:rPr>
-          <w:rFonts w:ascii="Arial" w:hAnsi="Arial" w:eastAsia="Arial" w:cs="Arial"/>
-          <w:b w:val="0"/>
-          <w:color w:val="000000"/>
-          <w:sz w:val="20"/>
-          <w:u w:val="none"/>
-        </w:rPr>
-        <w:t>3. Verify the store size stays within the configured limits.</w:t>
-      </w:r>
-    </w:p>
-    <w:p>
-      <w:pPr>
-        <w:spacing w:before="0" w:after="80"/>
-      </w:pPr>
-      <w:r>
-        <w:rPr>
-          <w:rFonts w:ascii="Arial" w:hAnsi="Arial" w:eastAsia="Arial" w:cs="Arial"/>
-          <w:b/>
-          <w:color w:val="000000"/>
-          <w:sz w:val="20"/>
-          <w:u w:val="none"/>
-        </w:rPr>
-        <w:t>Test Result(s):</w:t>
-      </w:r>
-    </w:p>
-    <w:p>
-      <w:pPr>
-        <w:spacing w:before="0" w:after="40"/>
-        <w:ind w:left="360" w:hanging="240"/>
-      </w:pPr>
-      <w:r>
-        <w:rPr>
-          <w:rFonts w:ascii="Arial" w:hAnsi="Arial" w:eastAsia="Arial" w:cs="Arial"/>
-          <w:b w:val="0"/>
-          <w:color w:val="000000"/>
-          <w:sz w:val="20"/>
-          <w:u w:val="none"/>
-        </w:rPr>
-        <w:t>1. Retention and size limits are enforced by the eviction strategy.</w:t>
-      </w:r>
-    </w:p>
-    <w:p>
-      <w:pPr>
-        <w:spacing w:before="0" w:after="40"/>
-        <w:ind w:left="360" w:hanging="240"/>
-      </w:pPr>
-      <w:r>
-        <w:rPr>
-          <w:rFonts w:ascii="Arial" w:hAnsi="Arial" w:eastAsia="Arial" w:cs="Arial"/>
-          <w:b w:val="0"/>
-          <w:color w:val="000000"/>
-          <w:sz w:val="20"/>
-          <w:u w:val="none"/>
-        </w:rPr>
-        <w:t>2. The oldest events are evicted first when limits are exceeded.</w:t>
-      </w:r>
-    </w:p>
-    <w:p>
-      <w:pPr>
-        <w:spacing w:before="0" w:after="40"/>
-        <w:ind w:left="360" w:hanging="240"/>
-      </w:pPr>
-      <w:r>
-        <w:rPr>
-          <w:rFonts w:ascii="Arial" w:hAnsi="Arial" w:eastAsia="Arial" w:cs="Arial"/>
-          <w:b w:val="0"/>
-          <w:color w:val="000000"/>
-          <w:sz w:val="20"/>
-          <w:u w:val="none"/>
-        </w:rPr>
-        <w:t>3. The store size remains within the configured bounds.</w:t>
+        <w:t>3. The two logging mechanisms operate independently</w:t>
       </w:r>
     </w:p>
     <w:sectPr>
